--- a/public/cv-en-CAPELLI.docx
+++ b/public/cv-en-CAPELLI.docx
@@ -62,13 +62,7 @@
                               <w:pStyle w:val="FrameContents"/>
                               <w:jc w:val="center"/>
                               <w:rPr>
-                                <w:rFonts w:ascii="Gill Sans MT" w:hAnsi="Gill Sans MT" w:cs="Gill Sans MT" w:asciiTheme="minorHAnsi" w:cstheme="minorHAnsi" w:hAnsiTheme="minorHAnsi"/>
-                                <w:b/>
-                                <w:bCs/>
-                                <w:color w:val="881631"/>
-                                <w:sz w:val="64"/>
-                                <w:szCs w:val="64"/>
-                                <w:lang w:val="en-US"/>
+                                <w:color w:val="000000"/>
                               </w:rPr>
                             </w:pPr>
                             <w:r>
@@ -76,7 +70,7 @@
                                 <w:rFonts w:cs="Gill Sans MT" w:ascii="Gill Sans MT" w:hAnsi="Gill Sans MT" w:asciiTheme="minorHAnsi" w:cstheme="minorHAnsi" w:hAnsiTheme="minorHAnsi"/>
                                 <w:b/>
                                 <w:bCs/>
-                                <w:color w:val="881631"/>
+                                <w:color w:val="000000"/>
                                 <w:sz w:val="64"/>
                                 <w:szCs w:val="64"/>
                                 <w:lang w:val="en-US"/>
@@ -134,7 +128,7 @@
                             </w:r>
                             <w:r>
                               <w:rPr>
-                                <w:rFonts w:eastAsia="" w:cs="Gill Sans MT" w:ascii="Gill Sans MT" w:hAnsi="Gill Sans MT" w:asciiTheme="minorHAnsi" w:cstheme="minorHAnsi" w:hAnsiTheme="minorHAnsi"/>
+                                <w:rFonts w:cs="Gill Sans MT" w:ascii="Gill Sans MT" w:hAnsi="Gill Sans MT" w:asciiTheme="minorHAnsi" w:cstheme="minorHAnsi" w:hAnsiTheme="minorHAnsi"/>
                                 <w:b/>
                                 <w:bCs/>
                                 <w:color w:val="000000"/>
@@ -168,13 +162,7 @@
                         <w:pStyle w:val="FrameContents"/>
                         <w:jc w:val="center"/>
                         <w:rPr>
-                          <w:rFonts w:ascii="Gill Sans MT" w:hAnsi="Gill Sans MT" w:cs="Gill Sans MT" w:asciiTheme="minorHAnsi" w:cstheme="minorHAnsi" w:hAnsiTheme="minorHAnsi"/>
-                          <w:b/>
-                          <w:bCs/>
-                          <w:color w:val="881631"/>
-                          <w:sz w:val="64"/>
-                          <w:szCs w:val="64"/>
-                          <w:lang w:val="en-US"/>
+                          <w:color w:val="000000"/>
                         </w:rPr>
                       </w:pPr>
                       <w:r>
@@ -182,7 +170,7 @@
                           <w:rFonts w:cs="Gill Sans MT" w:ascii="Gill Sans MT" w:hAnsi="Gill Sans MT" w:asciiTheme="minorHAnsi" w:cstheme="minorHAnsi" w:hAnsiTheme="minorHAnsi"/>
                           <w:b/>
                           <w:bCs/>
-                          <w:color w:val="881631"/>
+                          <w:color w:val="000000"/>
                           <w:sz w:val="64"/>
                           <w:szCs w:val="64"/>
                           <w:lang w:val="en-US"/>
@@ -240,7 +228,7 @@
                       </w:r>
                       <w:r>
                         <w:rPr>
-                          <w:rFonts w:eastAsia="" w:cs="Gill Sans MT" w:ascii="Gill Sans MT" w:hAnsi="Gill Sans MT" w:asciiTheme="minorHAnsi" w:cstheme="minorHAnsi" w:hAnsiTheme="minorHAnsi"/>
+                          <w:rFonts w:cs="Gill Sans MT" w:ascii="Gill Sans MT" w:hAnsi="Gill Sans MT" w:asciiTheme="minorHAnsi" w:cstheme="minorHAnsi" w:hAnsiTheme="minorHAnsi"/>
                           <w:b/>
                           <w:bCs/>
                           <w:color w:val="000000"/>
@@ -266,7 +254,7 @@
                   <wp:align>center</wp:align>
                 </wp:positionH>
                 <wp:positionV relativeFrom="paragraph">
-                  <wp:posOffset>877570</wp:posOffset>
+                  <wp:posOffset>1454150</wp:posOffset>
                 </wp:positionV>
                 <wp:extent cx="7133590" cy="3877310"/>
                 <wp:effectExtent l="0" t="0" r="0" b="2540"/>
@@ -312,6 +300,7 @@
                                   <w:bCs/>
                                   <w:i w:val="false"/>
                                   <w:iCs w:val="false"/>
+                                  <w:color w:val="000000"/>
                                   <w:sz w:val="22"/>
                                   <w:szCs w:val="22"/>
                                   <w:u w:val="none"/>
@@ -333,10 +322,11 @@
                               <w:rPr>
                                 <w:b/>
                                 <w:bCs/>
-                                <w:sz w:val="20"/>
-                                <w:szCs w:val="20"/>
-                              </w:rPr>
-                              <w:t xml:space="preserve">Full Stack Developer &amp; Project Lead                                                                                                          </w:t>
+                                <w:color w:val="000000"/>
+                                <w:sz w:val="20"/>
+                                <w:szCs w:val="20"/>
+                              </w:rPr>
+                              <w:t>Full Stack Developer &amp; Project Lead</w:t>
                             </w:r>
                             <w:r>
                               <w:rPr>
@@ -344,9 +334,29 @@
                                 <w:bCs/>
                                 <w:sz w:val="20"/>
                                 <w:szCs w:val="20"/>
+                              </w:rPr>
+                              <w:t xml:space="preserve">                                                                                                   </w:t>
+                            </w:r>
+                            <w:r>
+                              <w:rPr>
+                                <w:b/>
+                                <w:bCs/>
+                                <w:color w:val="000000"/>
+                                <w:sz w:val="20"/>
+                                <w:szCs w:val="20"/>
+                              </w:rPr>
+                              <w:t>December 2022</w:t>
+                            </w:r>
+                            <w:r>
+                              <w:rPr>
+                                <w:b/>
+                                <w:bCs/>
+                                <w:color w:val="000000"/>
+                                <w:sz w:val="20"/>
+                                <w:szCs w:val="20"/>
                                 <w:lang w:bidi="es-ES"/>
                               </w:rPr>
-                              <w:t>August 2024 – Present</w:t>
+                              <w:t xml:space="preserve"> – Present</w:t>
                             </w:r>
                           </w:p>
                           <w:p>
@@ -362,7 +372,7 @@
                             <w:r>
                               <w:rPr>
                                 <w:rFonts w:eastAsia="DejaVu Sans" w:cs="DejaVu Sans" w:ascii="DejaVu Sans" w:hAnsi="DejaVu Sans"/>
-                                <w:color w:val="881631"/>
+                                <w:color w:val="000000"/>
                                 <w:sz w:val="22"/>
                                 <w:szCs w:val="22"/>
                                 <w:shd w:fill="FFFFFF" w:val="clear"/>
@@ -385,7 +395,7 @@
                                 <w:sz w:val="20"/>
                                 <w:szCs w:val="20"/>
                               </w:rPr>
-                              <w:t xml:space="preserve">Development of REST APIs and SaaS apps using </w:t>
+                              <w:t xml:space="preserve">Development of SaaS apps and REST APIs using </w:t>
                             </w:r>
                             <w:r>
                               <w:rPr>
@@ -455,7 +465,7 @@
                             <w:r>
                               <w:rPr>
                                 <w:rFonts w:eastAsia="DejaVu Sans" w:cs="DejaVu Sans" w:ascii="DejaVu Sans" w:hAnsi="DejaVu Sans"/>
-                                <w:color w:val="881631"/>
+                                <w:color w:val="000000"/>
                                 <w:sz w:val="22"/>
                                 <w:szCs w:val="22"/>
                                 <w:shd w:fill="FFFFFF" w:val="clear"/>
@@ -478,7 +488,7 @@
                                 <w:sz w:val="20"/>
                                 <w:szCs w:val="20"/>
                               </w:rPr>
-                              <w:t xml:space="preserve">Lead end-to-end projects, defining system architecture, data modeling and </w:t>
+                              <w:t xml:space="preserve">End-to-end project management, including architecture design, data modeling and </w:t>
                             </w:r>
                             <w:r>
                               <w:rPr>
@@ -512,7 +522,7 @@
                             <w:r>
                               <w:rPr>
                                 <w:rFonts w:eastAsia="DejaVu Sans" w:cs="DejaVu Sans" w:ascii="DejaVu Sans" w:hAnsi="DejaVu Sans"/>
-                                <w:color w:val="881631"/>
+                                <w:color w:val="000000"/>
                                 <w:sz w:val="22"/>
                                 <w:szCs w:val="22"/>
                                 <w:shd w:fill="FFFFFF" w:val="clear"/>
@@ -531,27 +541,23 @@
                             </w:r>
                             <w:r>
                               <w:rPr>
-                                <w:rFonts w:cs="Cambria Math"/>
                                 <w:b/>
                                 <w:bCs/>
                                 <w:color w:val="000000"/>
                                 <w:sz w:val="20"/>
                                 <w:szCs w:val="20"/>
-                                <w:shd w:fill="FFFFFF" w:val="clear"/>
-                              </w:rPr>
-                              <w:t xml:space="preserve">Lead a development team, </w:t>
-                            </w:r>
-                            <w:r>
-                              <w:rPr>
-                                <w:rFonts w:cs="Cambria Math"/>
+                              </w:rPr>
+                              <w:t>Technical leadership of a development team</w:t>
+                            </w:r>
+                            <w:r>
+                              <w:rPr>
                                 <w:b w:val="false"/>
                                 <w:bCs w:val="false"/>
                                 <w:color w:val="000000"/>
                                 <w:sz w:val="20"/>
                                 <w:szCs w:val="20"/>
-                                <w:shd w:fill="FFFFFF" w:val="clear"/>
-                              </w:rPr>
-                              <w:t>defining priorities, functional requirements and coordinating deliveries.</w:t>
+                              </w:rPr>
+                              <w:t>, task assignment, prioritization and delivery coordination.</w:t>
                             </w:r>
                           </w:p>
                           <w:p>
@@ -568,6 +574,7 @@
                                   <w:bCs/>
                                   <w:i w:val="false"/>
                                   <w:iCs w:val="false"/>
+                                  <w:color w:val="000000"/>
                                   <w:sz w:val="22"/>
                                   <w:szCs w:val="22"/>
                                   <w:u w:val="none"/>
@@ -589,20 +596,22 @@
                               <w:rPr>
                                 <w:b/>
                                 <w:bCs/>
-                                <w:sz w:val="20"/>
-                                <w:szCs w:val="20"/>
-                              </w:rPr>
-                              <w:t xml:space="preserve">.NET &amp; Visual FoxPro Developer                                                                                                        </w:t>
+                                <w:color w:val="000000"/>
+                                <w:sz w:val="20"/>
+                                <w:szCs w:val="20"/>
+                              </w:rPr>
+                              <w:t>.NET &amp; Visual FoxPro Developer                                                                                                       May 2022</w:t>
                             </w:r>
                             <w:r>
                               <w:rPr>
                                 <w:b/>
                                 <w:bCs/>
+                                <w:color w:val="000000"/>
                                 <w:sz w:val="20"/>
                                 <w:szCs w:val="20"/>
                                 <w:lang w:bidi="es-ES"/>
                               </w:rPr>
-                              <w:t>January 2024 – August 2024</w:t>
+                              <w:t xml:space="preserve"> – November 2022</w:t>
                             </w:r>
                           </w:p>
                           <w:p>
@@ -618,7 +627,7 @@
                             <w:r>
                               <w:rPr>
                                 <w:rFonts w:eastAsia="DejaVu Sans" w:cs="DejaVu Sans" w:ascii="DejaVu Sans" w:hAnsi="DejaVu Sans"/>
-                                <w:color w:val="881631"/>
+                                <w:color w:val="000000"/>
                                 <w:sz w:val="22"/>
                                 <w:szCs w:val="22"/>
                                 <w:shd w:fill="FFFFFF" w:val="clear"/>
@@ -641,7 +650,7 @@
                                 <w:sz w:val="20"/>
                                 <w:szCs w:val="20"/>
                               </w:rPr>
-                              <w:t xml:space="preserve">Development in </w:t>
+                              <w:t xml:space="preserve">Developed integrations in </w:t>
                             </w:r>
                             <w:r>
                               <w:rPr>
@@ -659,7 +668,7 @@
                                 <w:sz w:val="20"/>
                                 <w:szCs w:val="20"/>
                               </w:rPr>
-                              <w:t xml:space="preserve"> to integrate proprietary </w:t>
+                              <w:t xml:space="preserve"> between legacy </w:t>
                             </w:r>
                             <w:r>
                               <w:rPr>
@@ -669,15 +678,15 @@
                                 <w:sz w:val="20"/>
                                 <w:szCs w:val="20"/>
                               </w:rPr>
-                              <w:t xml:space="preserve">Visual FoxPro </w:t>
-                            </w:r>
-                            <w:r>
-                              <w:rPr>
-                                <w:color w:val="000000"/>
-                                <w:sz w:val="20"/>
-                                <w:szCs w:val="20"/>
-                              </w:rPr>
-                              <w:t>software with external services (REST APIs, POS devices and Windows libraries).</w:t>
+                              <w:t>Visual FoxPro</w:t>
+                            </w:r>
+                            <w:r>
+                              <w:rPr>
+                                <w:color w:val="000000"/>
+                                <w:sz w:val="20"/>
+                                <w:szCs w:val="20"/>
+                              </w:rPr>
+                              <w:t xml:space="preserve"> systems and external services (REST APIs, POS devices, and Windows libraries).</w:t>
                             </w:r>
                           </w:p>
                           <w:p>
@@ -685,18 +694,39 @@
                               <w:pStyle w:val="Heading4"/>
                               <w:jc w:val="both"/>
                               <w:rPr>
-                                <w:sz w:val="20"/>
-                                <w:szCs w:val="20"/>
+                                <w:color w:val="000000"/>
                               </w:rPr>
                             </w:pPr>
                             <w:r>
                               <w:rPr>
                                 <w:b/>
                                 <w:bCs/>
-                                <w:sz w:val="20"/>
-                                <w:szCs w:val="20"/>
-                              </w:rPr>
-                              <w:t>Technical Support (Help Desk)                                                                                                   February 2017 – December 2023</w:t>
+                                <w:color w:val="000000"/>
+                                <w:sz w:val="20"/>
+                                <w:szCs w:val="20"/>
+                              </w:rPr>
+                              <w:t>Technical Support (Help Desk)                                                                                                           February 2017</w:t>
+                            </w:r>
+                            <w:r>
+                              <w:rPr>
+                                <w:b/>
+                                <w:bCs/>
+                                <w:color w:val="000000"/>
+                                <w:sz w:val="20"/>
+                                <w:szCs w:val="20"/>
+                                <w:lang w:bidi="es-ES"/>
+                              </w:rPr>
+                              <w:t xml:space="preserve"> – April </w:t>
+                            </w:r>
+                            <w:r>
+                              <w:rPr>
+                                <w:b/>
+                                <w:bCs/>
+                                <w:color w:val="000000"/>
+                                <w:sz w:val="20"/>
+                                <w:szCs w:val="20"/>
+                              </w:rPr>
+                              <w:t>2022</w:t>
                             </w:r>
                           </w:p>
                           <w:p>
@@ -712,7 +742,7 @@
                             <w:r>
                               <w:rPr>
                                 <w:rFonts w:eastAsia="DejaVu Sans" w:cs="DejaVu Sans" w:ascii="DejaVu Sans" w:hAnsi="DejaVu Sans"/>
-                                <w:color w:val="881631"/>
+                                <w:color w:val="000000"/>
                                 <w:sz w:val="22"/>
                                 <w:szCs w:val="22"/>
                                 <w:shd w:fill="FFFFFF" w:val="clear"/>
@@ -735,7 +765,7 @@
                                 <w:sz w:val="20"/>
                                 <w:szCs w:val="20"/>
                               </w:rPr>
-                              <w:t>Phone and remote support for point-of-sale management systems users.</w:t>
+                              <w:t>Provided phone-based and remote support for point-of-sale management systems.</w:t>
                             </w:r>
                           </w:p>
                           <w:p>
@@ -769,6 +799,7 @@
                                   <w:bCs/>
                                   <w:i w:val="false"/>
                                   <w:iCs w:val="false"/>
+                                  <w:color w:val="000000"/>
                                   <w:sz w:val="22"/>
                                   <w:szCs w:val="22"/>
                                   <w:u w:val="none"/>
@@ -782,36 +813,29 @@
                               <w:pStyle w:val="Heading4"/>
                               <w:jc w:val="both"/>
                               <w:rPr>
-                                <w:sz w:val="20"/>
-                                <w:szCs w:val="20"/>
+                                <w:color w:val="000000"/>
                               </w:rPr>
                             </w:pPr>
                             <w:r>
                               <w:rPr>
                                 <w:b/>
                                 <w:bCs/>
-                                <w:sz w:val="20"/>
-                                <w:szCs w:val="20"/>
-                              </w:rPr>
-                              <w:t>Teaching Assistant – Algorithms and Programmin</w:t>
+                                <w:color w:val="000000"/>
+                                <w:sz w:val="20"/>
+                                <w:szCs w:val="20"/>
+                              </w:rPr>
+                              <w:t>Teaching Assistant – Algorithms and Programming I                                                                        March 2018</w:t>
                             </w:r>
                             <w:r>
                               <w:rPr>
                                 <w:b/>
                                 <w:bCs/>
-                                <w:sz w:val="20"/>
-                                <w:szCs w:val="20"/>
-                              </w:rPr>
-                              <w:t>g</w:t>
-                            </w:r>
-                            <w:r>
-                              <w:rPr>
-                                <w:b/>
-                                <w:bCs/>
-                                <w:sz w:val="20"/>
-                                <w:szCs w:val="20"/>
-                              </w:rPr>
-                              <w:t xml:space="preserve"> I                                                               March 2018 – December 2019</w:t>
+                                <w:color w:val="000000"/>
+                                <w:sz w:val="20"/>
+                                <w:szCs w:val="20"/>
+                                <w:lang w:bidi="es-ES"/>
+                              </w:rPr>
+                              <w:t xml:space="preserve"> – June 2020</w:t>
                             </w:r>
                           </w:p>
                           <w:p>
@@ -828,7 +852,7 @@
                             <w:r>
                               <w:rPr>
                                 <w:rFonts w:eastAsia="DejaVu Sans" w:cs="DejaVu Sans" w:ascii="DejaVu Sans" w:hAnsi="DejaVu Sans"/>
-                                <w:color w:val="881631"/>
+                                <w:color w:val="000000"/>
                                 <w:sz w:val="22"/>
                                 <w:szCs w:val="22"/>
                                 <w:shd w:fill="FFFFFF" w:val="clear"/>
@@ -853,7 +877,7 @@
                                 <w:szCs w:val="20"/>
                                 <w:shd w:fill="FFFFFF" w:val="clear"/>
                               </w:rPr>
-                              <w:t xml:space="preserve">Grading </w:t>
+                              <w:t xml:space="preserve">Graded </w:t>
                             </w:r>
                             <w:r>
                               <w:rPr>
@@ -875,7 +899,7 @@
                                 <w:szCs w:val="20"/>
                                 <w:shd w:fill="FFFFFF" w:val="clear"/>
                               </w:rPr>
-                              <w:t xml:space="preserve"> assignments, with focus on clean code practices and modular design.</w:t>
+                              <w:t xml:space="preserve"> assignments, focusing on best practices and modular code.</w:t>
                             </w:r>
                           </w:p>
                           <w:p>
@@ -907,7 +931,7 @@
           </mc:Choice>
           <mc:Fallback>
             <w:pict>
-              <v:rect id="shape_0" ID="Text Box 2" path="m0,0l-2147483645,0l-2147483645,-2147483646l0,-2147483646xe" stroked="f" o:allowincell="f" style="position:absolute;margin-left:-46.85pt;margin-top:69.1pt;width:561.65pt;height:305.25pt;mso-wrap-style:square;v-text-anchor:top;mso-position-horizontal:center;mso-position-horizontal-relative:margin" wp14:anchorId="2285E1A4">
+              <v:rect id="shape_0" ID="Text Box 2" path="m0,0l-2147483645,0l-2147483645,-2147483646l0,-2147483646xe" stroked="f" o:allowincell="f" style="position:absolute;margin-left:-46.85pt;margin-top:114.5pt;width:561.65pt;height:305.25pt;mso-wrap-style:square;v-text-anchor:top;mso-position-horizontal:center;mso-position-horizontal-relative:margin" wp14:anchorId="2285E1A4">
                 <v:fill o:detectmouseclick="t" on="false"/>
                 <v:stroke color="#3465a4" weight="6480" joinstyle="round" endcap="flat"/>
                 <v:textbox>
@@ -927,6 +951,7 @@
                             <w:bCs/>
                             <w:i w:val="false"/>
                             <w:iCs w:val="false"/>
+                            <w:color w:val="000000"/>
                             <w:sz w:val="22"/>
                             <w:szCs w:val="22"/>
                             <w:u w:val="none"/>
@@ -948,10 +973,11 @@
                         <w:rPr>
                           <w:b/>
                           <w:bCs/>
-                          <w:sz w:val="20"/>
-                          <w:szCs w:val="20"/>
-                        </w:rPr>
-                        <w:t xml:space="preserve">Full Stack Developer &amp; Project Lead                                                                                                          </w:t>
+                          <w:color w:val="000000"/>
+                          <w:sz w:val="20"/>
+                          <w:szCs w:val="20"/>
+                        </w:rPr>
+                        <w:t>Full Stack Developer &amp; Project Lead</w:t>
                       </w:r>
                       <w:r>
                         <w:rPr>
@@ -959,9 +985,29 @@
                           <w:bCs/>
                           <w:sz w:val="20"/>
                           <w:szCs w:val="20"/>
+                        </w:rPr>
+                        <w:t xml:space="preserve">                                                                                                   </w:t>
+                      </w:r>
+                      <w:r>
+                        <w:rPr>
+                          <w:b/>
+                          <w:bCs/>
+                          <w:color w:val="000000"/>
+                          <w:sz w:val="20"/>
+                          <w:szCs w:val="20"/>
+                        </w:rPr>
+                        <w:t>December 2022</w:t>
+                      </w:r>
+                      <w:r>
+                        <w:rPr>
+                          <w:b/>
+                          <w:bCs/>
+                          <w:color w:val="000000"/>
+                          <w:sz w:val="20"/>
+                          <w:szCs w:val="20"/>
                           <w:lang w:bidi="es-ES"/>
                         </w:rPr>
-                        <w:t>August 2024 – Present</w:t>
+                        <w:t xml:space="preserve"> – Present</w:t>
                       </w:r>
                     </w:p>
                     <w:p>
@@ -977,7 +1023,7 @@
                       <w:r>
                         <w:rPr>
                           <w:rFonts w:eastAsia="DejaVu Sans" w:cs="DejaVu Sans" w:ascii="DejaVu Sans" w:hAnsi="DejaVu Sans"/>
-                          <w:color w:val="881631"/>
+                          <w:color w:val="000000"/>
                           <w:sz w:val="22"/>
                           <w:szCs w:val="22"/>
                           <w:shd w:fill="FFFFFF" w:val="clear"/>
@@ -1000,7 +1046,7 @@
                           <w:sz w:val="20"/>
                           <w:szCs w:val="20"/>
                         </w:rPr>
-                        <w:t xml:space="preserve">Development of REST APIs and SaaS apps using </w:t>
+                        <w:t xml:space="preserve">Development of SaaS apps and REST APIs using </w:t>
                       </w:r>
                       <w:r>
                         <w:rPr>
@@ -1070,7 +1116,7 @@
                       <w:r>
                         <w:rPr>
                           <w:rFonts w:eastAsia="DejaVu Sans" w:cs="DejaVu Sans" w:ascii="DejaVu Sans" w:hAnsi="DejaVu Sans"/>
-                          <w:color w:val="881631"/>
+                          <w:color w:val="000000"/>
                           <w:sz w:val="22"/>
                           <w:szCs w:val="22"/>
                           <w:shd w:fill="FFFFFF" w:val="clear"/>
@@ -1093,7 +1139,7 @@
                           <w:sz w:val="20"/>
                           <w:szCs w:val="20"/>
                         </w:rPr>
-                        <w:t xml:space="preserve">Lead end-to-end projects, defining system architecture, data modeling and </w:t>
+                        <w:t xml:space="preserve">End-to-end project management, including architecture design, data modeling and </w:t>
                       </w:r>
                       <w:r>
                         <w:rPr>
@@ -1127,7 +1173,7 @@
                       <w:r>
                         <w:rPr>
                           <w:rFonts w:eastAsia="DejaVu Sans" w:cs="DejaVu Sans" w:ascii="DejaVu Sans" w:hAnsi="DejaVu Sans"/>
-                          <w:color w:val="881631"/>
+                          <w:color w:val="000000"/>
                           <w:sz w:val="22"/>
                           <w:szCs w:val="22"/>
                           <w:shd w:fill="FFFFFF" w:val="clear"/>
@@ -1146,27 +1192,23 @@
                       </w:r>
                       <w:r>
                         <w:rPr>
-                          <w:rFonts w:cs="Cambria Math"/>
                           <w:b/>
                           <w:bCs/>
                           <w:color w:val="000000"/>
                           <w:sz w:val="20"/>
                           <w:szCs w:val="20"/>
-                          <w:shd w:fill="FFFFFF" w:val="clear"/>
-                        </w:rPr>
-                        <w:t xml:space="preserve">Lead a development team, </w:t>
-                      </w:r>
-                      <w:r>
-                        <w:rPr>
-                          <w:rFonts w:cs="Cambria Math"/>
+                        </w:rPr>
+                        <w:t>Technical leadership of a development team</w:t>
+                      </w:r>
+                      <w:r>
+                        <w:rPr>
                           <w:b w:val="false"/>
                           <w:bCs w:val="false"/>
                           <w:color w:val="000000"/>
                           <w:sz w:val="20"/>
                           <w:szCs w:val="20"/>
-                          <w:shd w:fill="FFFFFF" w:val="clear"/>
-                        </w:rPr>
-                        <w:t>defining priorities, functional requirements and coordinating deliveries.</w:t>
+                        </w:rPr>
+                        <w:t>, task assignment, prioritization and delivery coordination.</w:t>
                       </w:r>
                     </w:p>
                     <w:p>
@@ -1183,6 +1225,7 @@
                             <w:bCs/>
                             <w:i w:val="false"/>
                             <w:iCs w:val="false"/>
+                            <w:color w:val="000000"/>
                             <w:sz w:val="22"/>
                             <w:szCs w:val="22"/>
                             <w:u w:val="none"/>
@@ -1204,20 +1247,22 @@
                         <w:rPr>
                           <w:b/>
                           <w:bCs/>
-                          <w:sz w:val="20"/>
-                          <w:szCs w:val="20"/>
-                        </w:rPr>
-                        <w:t xml:space="preserve">.NET &amp; Visual FoxPro Developer                                                                                                        </w:t>
+                          <w:color w:val="000000"/>
+                          <w:sz w:val="20"/>
+                          <w:szCs w:val="20"/>
+                        </w:rPr>
+                        <w:t>.NET &amp; Visual FoxPro Developer                                                                                                       May 2022</w:t>
                       </w:r>
                       <w:r>
                         <w:rPr>
                           <w:b/>
                           <w:bCs/>
+                          <w:color w:val="000000"/>
                           <w:sz w:val="20"/>
                           <w:szCs w:val="20"/>
                           <w:lang w:bidi="es-ES"/>
                         </w:rPr>
-                        <w:t>January 2024 – August 2024</w:t>
+                        <w:t xml:space="preserve"> – November 2022</w:t>
                       </w:r>
                     </w:p>
                     <w:p>
@@ -1233,7 +1278,7 @@
                       <w:r>
                         <w:rPr>
                           <w:rFonts w:eastAsia="DejaVu Sans" w:cs="DejaVu Sans" w:ascii="DejaVu Sans" w:hAnsi="DejaVu Sans"/>
-                          <w:color w:val="881631"/>
+                          <w:color w:val="000000"/>
                           <w:sz w:val="22"/>
                           <w:szCs w:val="22"/>
                           <w:shd w:fill="FFFFFF" w:val="clear"/>
@@ -1256,7 +1301,7 @@
                           <w:sz w:val="20"/>
                           <w:szCs w:val="20"/>
                         </w:rPr>
-                        <w:t xml:space="preserve">Development in </w:t>
+                        <w:t xml:space="preserve">Developed integrations in </w:t>
                       </w:r>
                       <w:r>
                         <w:rPr>
@@ -1274,7 +1319,7 @@
                           <w:sz w:val="20"/>
                           <w:szCs w:val="20"/>
                         </w:rPr>
-                        <w:t xml:space="preserve"> to integrate proprietary </w:t>
+                        <w:t xml:space="preserve"> between legacy </w:t>
                       </w:r>
                       <w:r>
                         <w:rPr>
@@ -1284,15 +1329,15 @@
                           <w:sz w:val="20"/>
                           <w:szCs w:val="20"/>
                         </w:rPr>
-                        <w:t xml:space="preserve">Visual FoxPro </w:t>
-                      </w:r>
-                      <w:r>
-                        <w:rPr>
-                          <w:color w:val="000000"/>
-                          <w:sz w:val="20"/>
-                          <w:szCs w:val="20"/>
-                        </w:rPr>
-                        <w:t>software with external services (REST APIs, POS devices and Windows libraries).</w:t>
+                        <w:t>Visual FoxPro</w:t>
+                      </w:r>
+                      <w:r>
+                        <w:rPr>
+                          <w:color w:val="000000"/>
+                          <w:sz w:val="20"/>
+                          <w:szCs w:val="20"/>
+                        </w:rPr>
+                        <w:t xml:space="preserve"> systems and external services (REST APIs, POS devices, and Windows libraries).</w:t>
                       </w:r>
                     </w:p>
                     <w:p>
@@ -1300,18 +1345,39 @@
                         <w:pStyle w:val="Heading4"/>
                         <w:jc w:val="both"/>
                         <w:rPr>
-                          <w:sz w:val="20"/>
-                          <w:szCs w:val="20"/>
+                          <w:color w:val="000000"/>
                         </w:rPr>
                       </w:pPr>
                       <w:r>
                         <w:rPr>
                           <w:b/>
                           <w:bCs/>
-                          <w:sz w:val="20"/>
-                          <w:szCs w:val="20"/>
-                        </w:rPr>
-                        <w:t>Technical Support (Help Desk)                                                                                                   February 2017 – December 2023</w:t>
+                          <w:color w:val="000000"/>
+                          <w:sz w:val="20"/>
+                          <w:szCs w:val="20"/>
+                        </w:rPr>
+                        <w:t>Technical Support (Help Desk)                                                                                                           February 2017</w:t>
+                      </w:r>
+                      <w:r>
+                        <w:rPr>
+                          <w:b/>
+                          <w:bCs/>
+                          <w:color w:val="000000"/>
+                          <w:sz w:val="20"/>
+                          <w:szCs w:val="20"/>
+                          <w:lang w:bidi="es-ES"/>
+                        </w:rPr>
+                        <w:t xml:space="preserve"> – April </w:t>
+                      </w:r>
+                      <w:r>
+                        <w:rPr>
+                          <w:b/>
+                          <w:bCs/>
+                          <w:color w:val="000000"/>
+                          <w:sz w:val="20"/>
+                          <w:szCs w:val="20"/>
+                        </w:rPr>
+                        <w:t>2022</w:t>
                       </w:r>
                     </w:p>
                     <w:p>
@@ -1327,7 +1393,7 @@
                       <w:r>
                         <w:rPr>
                           <w:rFonts w:eastAsia="DejaVu Sans" w:cs="DejaVu Sans" w:ascii="DejaVu Sans" w:hAnsi="DejaVu Sans"/>
-                          <w:color w:val="881631"/>
+                          <w:color w:val="000000"/>
                           <w:sz w:val="22"/>
                           <w:szCs w:val="22"/>
                           <w:shd w:fill="FFFFFF" w:val="clear"/>
@@ -1350,7 +1416,7 @@
                           <w:sz w:val="20"/>
                           <w:szCs w:val="20"/>
                         </w:rPr>
-                        <w:t>Phone and remote support for point-of-sale management systems users.</w:t>
+                        <w:t>Provided phone-based and remote support for point-of-sale management systems.</w:t>
                       </w:r>
                     </w:p>
                     <w:p>
@@ -1384,6 +1450,7 @@
                             <w:bCs/>
                             <w:i w:val="false"/>
                             <w:iCs w:val="false"/>
+                            <w:color w:val="000000"/>
                             <w:sz w:val="22"/>
                             <w:szCs w:val="22"/>
                             <w:u w:val="none"/>
@@ -1397,36 +1464,29 @@
                         <w:pStyle w:val="Heading4"/>
                         <w:jc w:val="both"/>
                         <w:rPr>
-                          <w:sz w:val="20"/>
-                          <w:szCs w:val="20"/>
+                          <w:color w:val="000000"/>
                         </w:rPr>
                       </w:pPr>
                       <w:r>
                         <w:rPr>
                           <w:b/>
                           <w:bCs/>
-                          <w:sz w:val="20"/>
-                          <w:szCs w:val="20"/>
-                        </w:rPr>
-                        <w:t>Teaching Assistant – Algorithms and Programmin</w:t>
+                          <w:color w:val="000000"/>
+                          <w:sz w:val="20"/>
+                          <w:szCs w:val="20"/>
+                        </w:rPr>
+                        <w:t>Teaching Assistant – Algorithms and Programming I                                                                        March 2018</w:t>
                       </w:r>
                       <w:r>
                         <w:rPr>
                           <w:b/>
                           <w:bCs/>
-                          <w:sz w:val="20"/>
-                          <w:szCs w:val="20"/>
-                        </w:rPr>
-                        <w:t>g</w:t>
-                      </w:r>
-                      <w:r>
-                        <w:rPr>
-                          <w:b/>
-                          <w:bCs/>
-                          <w:sz w:val="20"/>
-                          <w:szCs w:val="20"/>
-                        </w:rPr>
-                        <w:t xml:space="preserve"> I                                                               March 2018 – December 2019</w:t>
+                          <w:color w:val="000000"/>
+                          <w:sz w:val="20"/>
+                          <w:szCs w:val="20"/>
+                          <w:lang w:bidi="es-ES"/>
+                        </w:rPr>
+                        <w:t xml:space="preserve"> – June 2020</w:t>
                       </w:r>
                     </w:p>
                     <w:p>
@@ -1443,7 +1503,7 @@
                       <w:r>
                         <w:rPr>
                           <w:rFonts w:eastAsia="DejaVu Sans" w:cs="DejaVu Sans" w:ascii="DejaVu Sans" w:hAnsi="DejaVu Sans"/>
-                          <w:color w:val="881631"/>
+                          <w:color w:val="000000"/>
                           <w:sz w:val="22"/>
                           <w:szCs w:val="22"/>
                           <w:shd w:fill="FFFFFF" w:val="clear"/>
@@ -1468,7 +1528,7 @@
                           <w:szCs w:val="20"/>
                           <w:shd w:fill="FFFFFF" w:val="clear"/>
                         </w:rPr>
-                        <w:t xml:space="preserve">Grading </w:t>
+                        <w:t xml:space="preserve">Graded </w:t>
                       </w:r>
                       <w:r>
                         <w:rPr>
@@ -1490,7 +1550,7 @@
                           <w:szCs w:val="20"/>
                           <w:shd w:fill="FFFFFF" w:val="clear"/>
                         </w:rPr>
-                        <w:t xml:space="preserve"> assignments, with focus on clean code practices and modular design.</w:t>
+                        <w:t xml:space="preserve"> assignments, focusing on best practices and modular code.</w:t>
                       </w:r>
                     </w:p>
                     <w:p>
@@ -1524,7 +1584,7 @@
                   <wp:align>center</wp:align>
                 </wp:positionH>
                 <wp:positionV relativeFrom="paragraph">
-                  <wp:posOffset>6446520</wp:posOffset>
+                  <wp:posOffset>6748145</wp:posOffset>
                 </wp:positionV>
                 <wp:extent cx="7132320" cy="1554480"/>
                 <wp:effectExtent l="0" t="0" r="0" b="5715"/>
@@ -1561,8 +1621,7 @@
                               <w:spacing w:lineRule="auto" w:line="240" w:before="57" w:after="57"/>
                               <w:jc w:val="both"/>
                               <w:rPr>
-                                <w:sz w:val="22"/>
-                                <w:szCs w:val="22"/>
+                                <w:color w:val="000000"/>
                               </w:rPr>
                             </w:pPr>
                             <w:r>
@@ -1571,11 +1630,23 @@
                                 <w:bCs/>
                                 <w:i w:val="false"/>
                                 <w:iCs w:val="false"/>
+                                <w:color w:val="000000"/>
                                 <w:sz w:val="22"/>
                                 <w:szCs w:val="22"/>
                                 <w:lang w:bidi="es-ES"/>
                               </w:rPr>
                               <w:t>Core Stack</w:t>
+                            </w:r>
+                            <w:r>
+                              <w:rPr>
+                                <w:b/>
+                                <w:bCs/>
+                                <w:color w:val="000000"/>
+                                <w:sz w:val="22"/>
+                                <w:szCs w:val="22"/>
+                                <w:lang w:bidi="es-ES"/>
+                              </w:rPr>
+                              <w:t xml:space="preserve"> </w:t>
                             </w:r>
                           </w:p>
                           <w:p>
@@ -1584,8 +1655,7 @@
                               <w:spacing w:lineRule="auto" w:line="240" w:before="57" w:after="57"/>
                               <w:jc w:val="both"/>
                               <w:rPr>
-                                <w:sz w:val="20"/>
-                                <w:szCs w:val="20"/>
+                                <w:color w:val="000000"/>
                               </w:rPr>
                             </w:pPr>
                             <w:r>
@@ -1599,7 +1669,7 @@
                             <w:r>
                               <w:rPr>
                                 <w:rFonts w:eastAsia="DejaVu Sans" w:cs="DejaVu Sans" w:ascii="DejaVu Sans" w:hAnsi="DejaVu Sans"/>
-                                <w:color w:val="881631"/>
+                                <w:color w:val="000000"/>
                                 <w:sz w:val="20"/>
                                 <w:szCs w:val="20"/>
                                 <w:shd w:fill="FFFFFF" w:val="clear"/>
@@ -1617,7 +1687,7 @@
                             <w:r>
                               <w:rPr>
                                 <w:rFonts w:eastAsia="DejaVu Sans" w:cs="DejaVu Sans" w:ascii="DejaVu Sans" w:hAnsi="DejaVu Sans"/>
-                                <w:color w:val="881631"/>
+                                <w:color w:val="000000"/>
                                 <w:sz w:val="20"/>
                                 <w:szCs w:val="20"/>
                                 <w:shd w:fill="FFFFFF" w:val="clear"/>
@@ -1635,7 +1705,7 @@
                             <w:r>
                               <w:rPr>
                                 <w:rFonts w:eastAsia="DejaVu Sans" w:cs="DejaVu Sans" w:ascii="DejaVu Sans" w:hAnsi="DejaVu Sans"/>
-                                <w:color w:val="881631"/>
+                                <w:color w:val="000000"/>
                                 <w:sz w:val="20"/>
                                 <w:szCs w:val="20"/>
                                 <w:shd w:fill="FFFFFF" w:val="clear"/>
@@ -1653,7 +1723,7 @@
                             <w:r>
                               <w:rPr>
                                 <w:rFonts w:eastAsia="DejaVu Sans" w:cs="DejaVu Sans" w:ascii="DejaVu Sans" w:hAnsi="DejaVu Sans"/>
-                                <w:color w:val="881631"/>
+                                <w:color w:val="000000"/>
                                 <w:sz w:val="20"/>
                                 <w:szCs w:val="20"/>
                                 <w:shd w:fill="FFFFFF" w:val="clear"/>
@@ -1671,7 +1741,7 @@
                             <w:r>
                               <w:rPr>
                                 <w:rFonts w:eastAsia="DejaVu Sans" w:cs="DejaVu Sans" w:ascii="DejaVu Sans" w:hAnsi="DejaVu Sans"/>
-                                <w:color w:val="881631"/>
+                                <w:color w:val="000000"/>
                                 <w:sz w:val="20"/>
                                 <w:szCs w:val="20"/>
                                 <w:shd w:fill="FFFFFF" w:val="clear"/>
@@ -1689,7 +1759,7 @@
                             <w:r>
                               <w:rPr>
                                 <w:rFonts w:eastAsia="DejaVu Sans" w:cs="DejaVu Sans" w:ascii="DejaVu Sans" w:hAnsi="DejaVu Sans"/>
-                                <w:color w:val="881631"/>
+                                <w:color w:val="000000"/>
                                 <w:sz w:val="20"/>
                                 <w:szCs w:val="20"/>
                                 <w:shd w:fill="FFFFFF" w:val="clear"/>
@@ -1707,7 +1777,7 @@
                             <w:r>
                               <w:rPr>
                                 <w:rFonts w:eastAsia="DejaVu Sans" w:cs="DejaVu Sans" w:ascii="DejaVu Sans" w:hAnsi="DejaVu Sans"/>
-                                <w:color w:val="881631"/>
+                                <w:color w:val="000000"/>
                                 <w:sz w:val="20"/>
                                 <w:szCs w:val="20"/>
                                 <w:shd w:fill="FFFFFF" w:val="clear"/>
@@ -1725,7 +1795,7 @@
                             <w:r>
                               <w:rPr>
                                 <w:rFonts w:eastAsia="DejaVu Sans" w:cs="DejaVu Sans" w:ascii="DejaVu Sans" w:hAnsi="DejaVu Sans"/>
-                                <w:color w:val="881631"/>
+                                <w:color w:val="000000"/>
                                 <w:sz w:val="20"/>
                                 <w:szCs w:val="20"/>
                                 <w:shd w:fill="FFFFFF" w:val="clear"/>
@@ -1743,7 +1813,7 @@
                             <w:r>
                               <w:rPr>
                                 <w:rFonts w:eastAsia="DejaVu Sans" w:cs="DejaVu Sans" w:ascii="DejaVu Sans" w:hAnsi="DejaVu Sans"/>
-                                <w:color w:val="881631"/>
+                                <w:color w:val="000000"/>
                                 <w:sz w:val="20"/>
                                 <w:szCs w:val="20"/>
                                 <w:shd w:fill="FFFFFF" w:val="clear"/>
@@ -1761,7 +1831,7 @@
                             <w:r>
                               <w:rPr>
                                 <w:rFonts w:eastAsia="DejaVu Sans" w:cs="DejaVu Sans" w:ascii="DejaVu Sans" w:hAnsi="DejaVu Sans"/>
-                                <w:color w:val="881631"/>
+                                <w:color w:val="000000"/>
                                 <w:sz w:val="20"/>
                                 <w:szCs w:val="20"/>
                                 <w:shd w:fill="FFFFFF" w:val="clear"/>
@@ -1783,8 +1853,7 @@
                               <w:spacing w:lineRule="auto" w:line="240" w:before="57" w:after="57"/>
                               <w:jc w:val="both"/>
                               <w:rPr>
-                                <w:sz w:val="22"/>
-                                <w:szCs w:val="22"/>
+                                <w:color w:val="000000"/>
                               </w:rPr>
                             </w:pPr>
                             <w:r>
@@ -1809,7 +1878,7 @@
                                 <w:bCs/>
                                 <w:i w:val="false"/>
                                 <w:iCs w:val="false"/>
-                                <w:color w:val="881631"/>
+                                <w:color w:val="000000"/>
                                 <w:sz w:val="22"/>
                                 <w:szCs w:val="22"/>
                               </w:rPr>
@@ -1822,8 +1891,7 @@
                               <w:spacing w:lineRule="auto" w:line="240"/>
                               <w:jc w:val="both"/>
                               <w:rPr>
-                                <w:sz w:val="18"/>
-                                <w:szCs w:val="18"/>
+                                <w:color w:val="000000"/>
                               </w:rPr>
                             </w:pPr>
                             <w:r>
@@ -1837,7 +1905,7 @@
                             <w:r>
                               <w:rPr>
                                 <w:rFonts w:eastAsia="DejaVu Sans" w:cs="DejaVu Sans" w:ascii="DejaVu Sans" w:hAnsi="DejaVu Sans"/>
-                                <w:color w:val="881631"/>
+                                <w:color w:val="000000"/>
                                 <w:sz w:val="20"/>
                                 <w:szCs w:val="20"/>
                                 <w:shd w:fill="FFFFFF" w:val="clear"/>
@@ -1855,7 +1923,7 @@
                             <w:r>
                               <w:rPr>
                                 <w:rFonts w:eastAsia="DejaVu Sans" w:cs="DejaVu Sans" w:ascii="DejaVu Sans" w:hAnsi="DejaVu Sans"/>
-                                <w:color w:val="881631"/>
+                                <w:color w:val="000000"/>
                                 <w:sz w:val="20"/>
                                 <w:szCs w:val="20"/>
                                 <w:shd w:fill="FFFFFF" w:val="clear"/>
@@ -1873,7 +1941,7 @@
                             <w:r>
                               <w:rPr>
                                 <w:rFonts w:eastAsia="DejaVu Sans" w:cs="DejaVu Sans" w:ascii="DejaVu Sans" w:hAnsi="DejaVu Sans"/>
-                                <w:color w:val="881631"/>
+                                <w:color w:val="000000"/>
                                 <w:sz w:val="20"/>
                                 <w:szCs w:val="20"/>
                                 <w:shd w:fill="FFFFFF" w:val="clear"/>
@@ -1891,7 +1959,7 @@
                             <w:r>
                               <w:rPr>
                                 <w:rFonts w:eastAsia="DejaVu Sans" w:cs="DejaVu Sans" w:ascii="DejaVu Sans" w:hAnsi="DejaVu Sans"/>
-                                <w:color w:val="881631"/>
+                                <w:color w:val="000000"/>
                                 <w:sz w:val="20"/>
                                 <w:szCs w:val="20"/>
                                 <w:shd w:fill="FFFFFF" w:val="clear"/>
@@ -1921,8 +1989,7 @@
                               <w:spacing w:lineRule="auto" w:line="240" w:before="57" w:after="57"/>
                               <w:jc w:val="both"/>
                               <w:rPr>
-                                <w:sz w:val="22"/>
-                                <w:szCs w:val="22"/>
+                                <w:color w:val="000000"/>
                               </w:rPr>
                             </w:pPr>
                             <w:r>
@@ -1940,11 +2007,7 @@
                               <w:spacing w:lineRule="auto" w:line="240"/>
                               <w:jc w:val="both"/>
                               <w:rPr>
-                                <w:i w:val="false"/>
-                                <w:i w:val="false"/>
-                                <w:iCs w:val="false"/>
-                                <w:sz w:val="22"/>
-                                <w:szCs w:val="22"/>
+                                <w:color w:val="000000"/>
                               </w:rPr>
                             </w:pPr>
                             <w:r>
@@ -1953,6 +2016,7 @@
                                 <w:bCs/>
                                 <w:i w:val="false"/>
                                 <w:iCs w:val="false"/>
+                                <w:color w:val="000000"/>
                                 <w:sz w:val="22"/>
                                 <w:szCs w:val="22"/>
                               </w:rPr>
@@ -1965,8 +2029,7 @@
                               <w:spacing w:lineRule="auto" w:line="240"/>
                               <w:jc w:val="both"/>
                               <w:rPr>
-                                <w:sz w:val="20"/>
-                                <w:szCs w:val="20"/>
+                                <w:color w:val="000000"/>
                               </w:rPr>
                             </w:pPr>
                             <w:r>
@@ -1980,7 +2043,7 @@
                             <w:r>
                               <w:rPr>
                                 <w:rFonts w:eastAsia="DejaVu Sans" w:cs="DejaVu Sans" w:ascii="DejaVu Sans" w:hAnsi="DejaVu Sans"/>
-                                <w:color w:val="881631"/>
+                                <w:color w:val="000000"/>
                                 <w:sz w:val="20"/>
                                 <w:szCs w:val="20"/>
                                 <w:shd w:fill="FFFFFF" w:val="clear"/>
@@ -1998,27 +2061,61 @@
                             <w:r>
                               <w:rPr>
                                 <w:rFonts w:eastAsia="DejaVu Sans" w:cs="DejaVu Sans" w:ascii="DejaVu Sans" w:hAnsi="DejaVu Sans"/>
-                                <w:color w:val="881631"/>
+                                <w:color w:val="000000"/>
                                 <w:sz w:val="20"/>
                                 <w:szCs w:val="20"/>
                                 <w:shd w:fill="FFFFFF" w:val="clear"/>
                               </w:rPr>
+                              <w:t>⚫ C# ⚫</w:t>
+                            </w:r>
+                            <w:r>
+                              <w:rPr>
+                                <w:color w:val="000000"/>
+                                <w:sz w:val="20"/>
+                                <w:szCs w:val="20"/>
+                              </w:rPr>
+                              <w:t xml:space="preserve"> .NET </w:t>
+                            </w:r>
+                            <w:r>
+                              <w:rPr>
+                                <w:rFonts w:eastAsia="DejaVu Sans" w:cs="DejaVu Sans" w:ascii="DejaVu Sans" w:hAnsi="DejaVu Sans"/>
+                                <w:color w:val="000000"/>
+                                <w:sz w:val="20"/>
+                                <w:szCs w:val="20"/>
+                                <w:shd w:fill="FFFFFF" w:val="clear"/>
+                              </w:rPr>
                               <w:t>⚫</w:t>
                             </w:r>
                             <w:r>
                               <w:rPr>
+                                <w:color w:val="000000"/>
+                                <w:sz w:val="20"/>
+                                <w:szCs w:val="20"/>
+                              </w:rPr>
+                              <w:t xml:space="preserve"> Visual FoxPro </w:t>
+                            </w:r>
+                            <w:r>
+                              <w:rPr>
                                 <w:rFonts w:eastAsia="DejaVu Sans" w:cs="DejaVu Sans" w:ascii="DejaVu Sans" w:hAnsi="DejaVu Sans"/>
                                 <w:color w:val="000000"/>
                                 <w:sz w:val="20"/>
                                 <w:szCs w:val="20"/>
                                 <w:shd w:fill="FFFFFF" w:val="clear"/>
                               </w:rPr>
-                              <w:t xml:space="preserve"> C# </w:t>
+                              <w:t>⚫</w:t>
+                            </w:r>
+                            <w:r>
+                              <w:rPr>
+                                <w:color w:val="000000"/>
+                                <w:sz w:val="20"/>
+                                <w:szCs w:val="20"/>
+                              </w:rPr>
+                              <w:t xml:space="preserve"> Java </w:t>
                             </w:r>
                             <w:r>
                               <w:rPr>
                                 <w:rFonts w:eastAsia="DejaVu Sans" w:cs="DejaVu Sans" w:ascii="DejaVu Sans" w:hAnsi="DejaVu Sans"/>
-                                <w:color w:val="881631"/>
+                                <w:color w:val="000000"/>
                                 <w:sz w:val="20"/>
                                 <w:szCs w:val="20"/>
                                 <w:shd w:fill="FFFFFF" w:val="clear"/>
@@ -2031,12 +2128,12 @@
                                 <w:sz w:val="20"/>
                                 <w:szCs w:val="20"/>
                               </w:rPr>
-                              <w:t xml:space="preserve"> .NET </w:t>
+                              <w:t xml:space="preserve"> Clojure </w:t>
                             </w:r>
                             <w:r>
                               <w:rPr>
                                 <w:rFonts w:eastAsia="DejaVu Sans" w:cs="DejaVu Sans" w:ascii="DejaVu Sans" w:hAnsi="DejaVu Sans"/>
-                                <w:color w:val="881631"/>
+                                <w:color w:val="000000"/>
                                 <w:sz w:val="20"/>
                                 <w:szCs w:val="20"/>
                                 <w:shd w:fill="FFFFFF" w:val="clear"/>
@@ -2049,12 +2146,12 @@
                                 <w:sz w:val="20"/>
                                 <w:szCs w:val="20"/>
                               </w:rPr>
-                              <w:t xml:space="preserve"> Visual FoxPro </w:t>
+                              <w:t xml:space="preserve"> Solidity </w:t>
                             </w:r>
                             <w:r>
                               <w:rPr>
                                 <w:rFonts w:eastAsia="DejaVu Sans" w:cs="DejaVu Sans" w:ascii="DejaVu Sans" w:hAnsi="DejaVu Sans"/>
-                                <w:color w:val="881631"/>
+                                <w:color w:val="000000"/>
                                 <w:sz w:val="20"/>
                                 <w:szCs w:val="20"/>
                                 <w:shd w:fill="FFFFFF" w:val="clear"/>
@@ -2067,12 +2164,12 @@
                                 <w:sz w:val="20"/>
                                 <w:szCs w:val="20"/>
                               </w:rPr>
-                              <w:t xml:space="preserve"> Java </w:t>
+                              <w:t xml:space="preserve"> C </w:t>
                             </w:r>
                             <w:r>
                               <w:rPr>
                                 <w:rFonts w:eastAsia="DejaVu Sans" w:cs="DejaVu Sans" w:ascii="DejaVu Sans" w:hAnsi="DejaVu Sans"/>
-                                <w:color w:val="881631"/>
+                                <w:color w:val="000000"/>
                                 <w:sz w:val="20"/>
                                 <w:szCs w:val="20"/>
                                 <w:shd w:fill="FFFFFF" w:val="clear"/>
@@ -2085,12 +2182,12 @@
                                 <w:sz w:val="20"/>
                                 <w:szCs w:val="20"/>
                               </w:rPr>
-                              <w:t xml:space="preserve"> Clojure </w:t>
+                              <w:t xml:space="preserve"> C++ </w:t>
                             </w:r>
                             <w:r>
                               <w:rPr>
                                 <w:rFonts w:eastAsia="DejaVu Sans" w:cs="DejaVu Sans" w:ascii="DejaVu Sans" w:hAnsi="DejaVu Sans"/>
-                                <w:color w:val="881631"/>
+                                <w:color w:val="000000"/>
                                 <w:sz w:val="20"/>
                                 <w:szCs w:val="20"/>
                                 <w:shd w:fill="FFFFFF" w:val="clear"/>
@@ -2103,66 +2200,12 @@
                                 <w:sz w:val="20"/>
                                 <w:szCs w:val="20"/>
                               </w:rPr>
-                              <w:t xml:space="preserve"> Solidity </w:t>
+                              <w:t xml:space="preserve"> Rust </w:t>
                             </w:r>
                             <w:r>
                               <w:rPr>
                                 <w:rFonts w:eastAsia="DejaVu Sans" w:cs="DejaVu Sans" w:ascii="DejaVu Sans" w:hAnsi="DejaVu Sans"/>
-                                <w:color w:val="881631"/>
-                                <w:sz w:val="20"/>
-                                <w:szCs w:val="20"/>
-                                <w:shd w:fill="FFFFFF" w:val="clear"/>
-                              </w:rPr>
-                              <w:t>⚫</w:t>
-                            </w:r>
-                            <w:r>
-                              <w:rPr>
-                                <w:color w:val="000000"/>
-                                <w:sz w:val="20"/>
-                                <w:szCs w:val="20"/>
-                              </w:rPr>
-                              <w:t xml:space="preserve"> C </w:t>
-                            </w:r>
-                            <w:r>
-                              <w:rPr>
-                                <w:rFonts w:eastAsia="DejaVu Sans" w:cs="DejaVu Sans" w:ascii="DejaVu Sans" w:hAnsi="DejaVu Sans"/>
-                                <w:color w:val="881631"/>
-                                <w:sz w:val="20"/>
-                                <w:szCs w:val="20"/>
-                                <w:shd w:fill="FFFFFF" w:val="clear"/>
-                              </w:rPr>
-                              <w:t>⚫</w:t>
-                            </w:r>
-                            <w:r>
-                              <w:rPr>
-                                <w:color w:val="000000"/>
-                                <w:sz w:val="20"/>
-                                <w:szCs w:val="20"/>
-                              </w:rPr>
-                              <w:t xml:space="preserve"> C++ </w:t>
-                            </w:r>
-                            <w:r>
-                              <w:rPr>
-                                <w:rFonts w:eastAsia="DejaVu Sans" w:cs="DejaVu Sans" w:ascii="DejaVu Sans" w:hAnsi="DejaVu Sans"/>
-                                <w:color w:val="881631"/>
-                                <w:sz w:val="20"/>
-                                <w:szCs w:val="20"/>
-                                <w:shd w:fill="FFFFFF" w:val="clear"/>
-                              </w:rPr>
-                              <w:t>⚫</w:t>
-                            </w:r>
-                            <w:r>
-                              <w:rPr>
-                                <w:color w:val="000000"/>
-                                <w:sz w:val="20"/>
-                                <w:szCs w:val="20"/>
-                              </w:rPr>
-                              <w:t xml:space="preserve"> Rust </w:t>
-                            </w:r>
-                            <w:r>
-                              <w:rPr>
-                                <w:rFonts w:eastAsia="DejaVu Sans" w:cs="DejaVu Sans" w:ascii="DejaVu Sans" w:hAnsi="DejaVu Sans"/>
-                                <w:color w:val="881631"/>
+                                <w:color w:val="000000"/>
                                 <w:sz w:val="20"/>
                                 <w:szCs w:val="20"/>
                                 <w:shd w:fill="FFFFFF" w:val="clear"/>
@@ -2192,7 +2235,7 @@
           </mc:Choice>
           <mc:Fallback>
             <w:pict>
-              <v:rect id="shape_0" ID="Text Box 2" path="m0,0l-2147483645,0l-2147483645,-2147483646l0,-2147483646xe" stroked="f" o:allowincell="f" style="position:absolute;margin-left:-46.8pt;margin-top:507.6pt;width:561.55pt;height:122.35pt;mso-wrap-style:square;v-text-anchor:top;mso-position-horizontal:center;mso-position-horizontal-relative:margin" wp14:anchorId="662FA2BA">
+              <v:rect id="shape_0" ID="Text Box 2" path="m0,0l-2147483645,0l-2147483645,-2147483646l0,-2147483646xe" stroked="f" o:allowincell="f" style="position:absolute;margin-left:-46.8pt;margin-top:531.35pt;width:561.55pt;height:122.35pt;mso-wrap-style:square;v-text-anchor:top;mso-position-horizontal:center;mso-position-horizontal-relative:margin" wp14:anchorId="662FA2BA">
                 <v:fill o:detectmouseclick="t" on="false"/>
                 <v:stroke color="#3465a4" weight="6480" joinstyle="round" endcap="flat"/>
                 <v:textbox>
@@ -2203,8 +2246,7 @@
                         <w:spacing w:lineRule="auto" w:line="240" w:before="57" w:after="57"/>
                         <w:jc w:val="both"/>
                         <w:rPr>
-                          <w:sz w:val="22"/>
-                          <w:szCs w:val="22"/>
+                          <w:color w:val="000000"/>
                         </w:rPr>
                       </w:pPr>
                       <w:r>
@@ -2213,11 +2255,23 @@
                           <w:bCs/>
                           <w:i w:val="false"/>
                           <w:iCs w:val="false"/>
+                          <w:color w:val="000000"/>
                           <w:sz w:val="22"/>
                           <w:szCs w:val="22"/>
                           <w:lang w:bidi="es-ES"/>
                         </w:rPr>
                         <w:t>Core Stack</w:t>
+                      </w:r>
+                      <w:r>
+                        <w:rPr>
+                          <w:b/>
+                          <w:bCs/>
+                          <w:color w:val="000000"/>
+                          <w:sz w:val="22"/>
+                          <w:szCs w:val="22"/>
+                          <w:lang w:bidi="es-ES"/>
+                        </w:rPr>
+                        <w:t xml:space="preserve"> </w:t>
                       </w:r>
                     </w:p>
                     <w:p>
@@ -2226,8 +2280,7 @@
                         <w:spacing w:lineRule="auto" w:line="240" w:before="57" w:after="57"/>
                         <w:jc w:val="both"/>
                         <w:rPr>
-                          <w:sz w:val="20"/>
-                          <w:szCs w:val="20"/>
+                          <w:color w:val="000000"/>
                         </w:rPr>
                       </w:pPr>
                       <w:r>
@@ -2241,7 +2294,7 @@
                       <w:r>
                         <w:rPr>
                           <w:rFonts w:eastAsia="DejaVu Sans" w:cs="DejaVu Sans" w:ascii="DejaVu Sans" w:hAnsi="DejaVu Sans"/>
-                          <w:color w:val="881631"/>
+                          <w:color w:val="000000"/>
                           <w:sz w:val="20"/>
                           <w:szCs w:val="20"/>
                           <w:shd w:fill="FFFFFF" w:val="clear"/>
@@ -2259,7 +2312,7 @@
                       <w:r>
                         <w:rPr>
                           <w:rFonts w:eastAsia="DejaVu Sans" w:cs="DejaVu Sans" w:ascii="DejaVu Sans" w:hAnsi="DejaVu Sans"/>
-                          <w:color w:val="881631"/>
+                          <w:color w:val="000000"/>
                           <w:sz w:val="20"/>
                           <w:szCs w:val="20"/>
                           <w:shd w:fill="FFFFFF" w:val="clear"/>
@@ -2277,7 +2330,7 @@
                       <w:r>
                         <w:rPr>
                           <w:rFonts w:eastAsia="DejaVu Sans" w:cs="DejaVu Sans" w:ascii="DejaVu Sans" w:hAnsi="DejaVu Sans"/>
-                          <w:color w:val="881631"/>
+                          <w:color w:val="000000"/>
                           <w:sz w:val="20"/>
                           <w:szCs w:val="20"/>
                           <w:shd w:fill="FFFFFF" w:val="clear"/>
@@ -2295,7 +2348,7 @@
                       <w:r>
                         <w:rPr>
                           <w:rFonts w:eastAsia="DejaVu Sans" w:cs="DejaVu Sans" w:ascii="DejaVu Sans" w:hAnsi="DejaVu Sans"/>
-                          <w:color w:val="881631"/>
+                          <w:color w:val="000000"/>
                           <w:sz w:val="20"/>
                           <w:szCs w:val="20"/>
                           <w:shd w:fill="FFFFFF" w:val="clear"/>
@@ -2313,7 +2366,7 @@
                       <w:r>
                         <w:rPr>
                           <w:rFonts w:eastAsia="DejaVu Sans" w:cs="DejaVu Sans" w:ascii="DejaVu Sans" w:hAnsi="DejaVu Sans"/>
-                          <w:color w:val="881631"/>
+                          <w:color w:val="000000"/>
                           <w:sz w:val="20"/>
                           <w:szCs w:val="20"/>
                           <w:shd w:fill="FFFFFF" w:val="clear"/>
@@ -2331,7 +2384,7 @@
                       <w:r>
                         <w:rPr>
                           <w:rFonts w:eastAsia="DejaVu Sans" w:cs="DejaVu Sans" w:ascii="DejaVu Sans" w:hAnsi="DejaVu Sans"/>
-                          <w:color w:val="881631"/>
+                          <w:color w:val="000000"/>
                           <w:sz w:val="20"/>
                           <w:szCs w:val="20"/>
                           <w:shd w:fill="FFFFFF" w:val="clear"/>
@@ -2349,7 +2402,7 @@
                       <w:r>
                         <w:rPr>
                           <w:rFonts w:eastAsia="DejaVu Sans" w:cs="DejaVu Sans" w:ascii="DejaVu Sans" w:hAnsi="DejaVu Sans"/>
-                          <w:color w:val="881631"/>
+                          <w:color w:val="000000"/>
                           <w:sz w:val="20"/>
                           <w:szCs w:val="20"/>
                           <w:shd w:fill="FFFFFF" w:val="clear"/>
@@ -2367,7 +2420,7 @@
                       <w:r>
                         <w:rPr>
                           <w:rFonts w:eastAsia="DejaVu Sans" w:cs="DejaVu Sans" w:ascii="DejaVu Sans" w:hAnsi="DejaVu Sans"/>
-                          <w:color w:val="881631"/>
+                          <w:color w:val="000000"/>
                           <w:sz w:val="20"/>
                           <w:szCs w:val="20"/>
                           <w:shd w:fill="FFFFFF" w:val="clear"/>
@@ -2385,7 +2438,7 @@
                       <w:r>
                         <w:rPr>
                           <w:rFonts w:eastAsia="DejaVu Sans" w:cs="DejaVu Sans" w:ascii="DejaVu Sans" w:hAnsi="DejaVu Sans"/>
-                          <w:color w:val="881631"/>
+                          <w:color w:val="000000"/>
                           <w:sz w:val="20"/>
                           <w:szCs w:val="20"/>
                           <w:shd w:fill="FFFFFF" w:val="clear"/>
@@ -2403,7 +2456,7 @@
                       <w:r>
                         <w:rPr>
                           <w:rFonts w:eastAsia="DejaVu Sans" w:cs="DejaVu Sans" w:ascii="DejaVu Sans" w:hAnsi="DejaVu Sans"/>
-                          <w:color w:val="881631"/>
+                          <w:color w:val="000000"/>
                           <w:sz w:val="20"/>
                           <w:szCs w:val="20"/>
                           <w:shd w:fill="FFFFFF" w:val="clear"/>
@@ -2425,8 +2478,7 @@
                         <w:spacing w:lineRule="auto" w:line="240" w:before="57" w:after="57"/>
                         <w:jc w:val="both"/>
                         <w:rPr>
-                          <w:sz w:val="22"/>
-                          <w:szCs w:val="22"/>
+                          <w:color w:val="000000"/>
                         </w:rPr>
                       </w:pPr>
                       <w:r>
@@ -2451,7 +2503,7 @@
                           <w:bCs/>
                           <w:i w:val="false"/>
                           <w:iCs w:val="false"/>
-                          <w:color w:val="881631"/>
+                          <w:color w:val="000000"/>
                           <w:sz w:val="22"/>
                           <w:szCs w:val="22"/>
                         </w:rPr>
@@ -2464,8 +2516,7 @@
                         <w:spacing w:lineRule="auto" w:line="240"/>
                         <w:jc w:val="both"/>
                         <w:rPr>
-                          <w:sz w:val="18"/>
-                          <w:szCs w:val="18"/>
+                          <w:color w:val="000000"/>
                         </w:rPr>
                       </w:pPr>
                       <w:r>
@@ -2479,7 +2530,7 @@
                       <w:r>
                         <w:rPr>
                           <w:rFonts w:eastAsia="DejaVu Sans" w:cs="DejaVu Sans" w:ascii="DejaVu Sans" w:hAnsi="DejaVu Sans"/>
-                          <w:color w:val="881631"/>
+                          <w:color w:val="000000"/>
                           <w:sz w:val="20"/>
                           <w:szCs w:val="20"/>
                           <w:shd w:fill="FFFFFF" w:val="clear"/>
@@ -2497,7 +2548,7 @@
                       <w:r>
                         <w:rPr>
                           <w:rFonts w:eastAsia="DejaVu Sans" w:cs="DejaVu Sans" w:ascii="DejaVu Sans" w:hAnsi="DejaVu Sans"/>
-                          <w:color w:val="881631"/>
+                          <w:color w:val="000000"/>
                           <w:sz w:val="20"/>
                           <w:szCs w:val="20"/>
                           <w:shd w:fill="FFFFFF" w:val="clear"/>
@@ -2515,7 +2566,7 @@
                       <w:r>
                         <w:rPr>
                           <w:rFonts w:eastAsia="DejaVu Sans" w:cs="DejaVu Sans" w:ascii="DejaVu Sans" w:hAnsi="DejaVu Sans"/>
-                          <w:color w:val="881631"/>
+                          <w:color w:val="000000"/>
                           <w:sz w:val="20"/>
                           <w:szCs w:val="20"/>
                           <w:shd w:fill="FFFFFF" w:val="clear"/>
@@ -2533,7 +2584,7 @@
                       <w:r>
                         <w:rPr>
                           <w:rFonts w:eastAsia="DejaVu Sans" w:cs="DejaVu Sans" w:ascii="DejaVu Sans" w:hAnsi="DejaVu Sans"/>
-                          <w:color w:val="881631"/>
+                          <w:color w:val="000000"/>
                           <w:sz w:val="20"/>
                           <w:szCs w:val="20"/>
                           <w:shd w:fill="FFFFFF" w:val="clear"/>
@@ -2563,8 +2614,7 @@
                         <w:spacing w:lineRule="auto" w:line="240" w:before="57" w:after="57"/>
                         <w:jc w:val="both"/>
                         <w:rPr>
-                          <w:sz w:val="22"/>
-                          <w:szCs w:val="22"/>
+                          <w:color w:val="000000"/>
                         </w:rPr>
                       </w:pPr>
                       <w:r>
@@ -2582,11 +2632,7 @@
                         <w:spacing w:lineRule="auto" w:line="240"/>
                         <w:jc w:val="both"/>
                         <w:rPr>
-                          <w:i w:val="false"/>
-                          <w:i w:val="false"/>
-                          <w:iCs w:val="false"/>
-                          <w:sz w:val="22"/>
-                          <w:szCs w:val="22"/>
+                          <w:color w:val="000000"/>
                         </w:rPr>
                       </w:pPr>
                       <w:r>
@@ -2595,6 +2641,7 @@
                           <w:bCs/>
                           <w:i w:val="false"/>
                           <w:iCs w:val="false"/>
+                          <w:color w:val="000000"/>
                           <w:sz w:val="22"/>
                           <w:szCs w:val="22"/>
                         </w:rPr>
@@ -2607,8 +2654,7 @@
                         <w:spacing w:lineRule="auto" w:line="240"/>
                         <w:jc w:val="both"/>
                         <w:rPr>
-                          <w:sz w:val="20"/>
-                          <w:szCs w:val="20"/>
+                          <w:color w:val="000000"/>
                         </w:rPr>
                       </w:pPr>
                       <w:r>
@@ -2622,7 +2668,7 @@
                       <w:r>
                         <w:rPr>
                           <w:rFonts w:eastAsia="DejaVu Sans" w:cs="DejaVu Sans" w:ascii="DejaVu Sans" w:hAnsi="DejaVu Sans"/>
-                          <w:color w:val="881631"/>
+                          <w:color w:val="000000"/>
                           <w:sz w:val="20"/>
                           <w:szCs w:val="20"/>
                           <w:shd w:fill="FFFFFF" w:val="clear"/>
@@ -2640,27 +2686,61 @@
                       <w:r>
                         <w:rPr>
                           <w:rFonts w:eastAsia="DejaVu Sans" w:cs="DejaVu Sans" w:ascii="DejaVu Sans" w:hAnsi="DejaVu Sans"/>
-                          <w:color w:val="881631"/>
+                          <w:color w:val="000000"/>
                           <w:sz w:val="20"/>
                           <w:szCs w:val="20"/>
                           <w:shd w:fill="FFFFFF" w:val="clear"/>
                         </w:rPr>
+                        <w:t>⚫ C# ⚫</w:t>
+                      </w:r>
+                      <w:r>
+                        <w:rPr>
+                          <w:color w:val="000000"/>
+                          <w:sz w:val="20"/>
+                          <w:szCs w:val="20"/>
+                        </w:rPr>
+                        <w:t xml:space="preserve"> .NET </w:t>
+                      </w:r>
+                      <w:r>
+                        <w:rPr>
+                          <w:rFonts w:eastAsia="DejaVu Sans" w:cs="DejaVu Sans" w:ascii="DejaVu Sans" w:hAnsi="DejaVu Sans"/>
+                          <w:color w:val="000000"/>
+                          <w:sz w:val="20"/>
+                          <w:szCs w:val="20"/>
+                          <w:shd w:fill="FFFFFF" w:val="clear"/>
+                        </w:rPr>
                         <w:t>⚫</w:t>
                       </w:r>
                       <w:r>
                         <w:rPr>
+                          <w:color w:val="000000"/>
+                          <w:sz w:val="20"/>
+                          <w:szCs w:val="20"/>
+                        </w:rPr>
+                        <w:t xml:space="preserve"> Visual FoxPro </w:t>
+                      </w:r>
+                      <w:r>
+                        <w:rPr>
                           <w:rFonts w:eastAsia="DejaVu Sans" w:cs="DejaVu Sans" w:ascii="DejaVu Sans" w:hAnsi="DejaVu Sans"/>
                           <w:color w:val="000000"/>
                           <w:sz w:val="20"/>
                           <w:szCs w:val="20"/>
                           <w:shd w:fill="FFFFFF" w:val="clear"/>
                         </w:rPr>
-                        <w:t xml:space="preserve"> C# </w:t>
+                        <w:t>⚫</w:t>
+                      </w:r>
+                      <w:r>
+                        <w:rPr>
+                          <w:color w:val="000000"/>
+                          <w:sz w:val="20"/>
+                          <w:szCs w:val="20"/>
+                        </w:rPr>
+                        <w:t xml:space="preserve"> Java </w:t>
                       </w:r>
                       <w:r>
                         <w:rPr>
                           <w:rFonts w:eastAsia="DejaVu Sans" w:cs="DejaVu Sans" w:ascii="DejaVu Sans" w:hAnsi="DejaVu Sans"/>
-                          <w:color w:val="881631"/>
+                          <w:color w:val="000000"/>
                           <w:sz w:val="20"/>
                           <w:szCs w:val="20"/>
                           <w:shd w:fill="FFFFFF" w:val="clear"/>
@@ -2673,12 +2753,12 @@
                           <w:sz w:val="20"/>
                           <w:szCs w:val="20"/>
                         </w:rPr>
-                        <w:t xml:space="preserve"> .NET </w:t>
+                        <w:t xml:space="preserve"> Clojure </w:t>
                       </w:r>
                       <w:r>
                         <w:rPr>
                           <w:rFonts w:eastAsia="DejaVu Sans" w:cs="DejaVu Sans" w:ascii="DejaVu Sans" w:hAnsi="DejaVu Sans"/>
-                          <w:color w:val="881631"/>
+                          <w:color w:val="000000"/>
                           <w:sz w:val="20"/>
                           <w:szCs w:val="20"/>
                           <w:shd w:fill="FFFFFF" w:val="clear"/>
@@ -2691,12 +2771,12 @@
                           <w:sz w:val="20"/>
                           <w:szCs w:val="20"/>
                         </w:rPr>
-                        <w:t xml:space="preserve"> Visual FoxPro </w:t>
+                        <w:t xml:space="preserve"> Solidity </w:t>
                       </w:r>
                       <w:r>
                         <w:rPr>
                           <w:rFonts w:eastAsia="DejaVu Sans" w:cs="DejaVu Sans" w:ascii="DejaVu Sans" w:hAnsi="DejaVu Sans"/>
-                          <w:color w:val="881631"/>
+                          <w:color w:val="000000"/>
                           <w:sz w:val="20"/>
                           <w:szCs w:val="20"/>
                           <w:shd w:fill="FFFFFF" w:val="clear"/>
@@ -2709,12 +2789,12 @@
                           <w:sz w:val="20"/>
                           <w:szCs w:val="20"/>
                         </w:rPr>
-                        <w:t xml:space="preserve"> Java </w:t>
+                        <w:t xml:space="preserve"> C </w:t>
                       </w:r>
                       <w:r>
                         <w:rPr>
                           <w:rFonts w:eastAsia="DejaVu Sans" w:cs="DejaVu Sans" w:ascii="DejaVu Sans" w:hAnsi="DejaVu Sans"/>
-                          <w:color w:val="881631"/>
+                          <w:color w:val="000000"/>
                           <w:sz w:val="20"/>
                           <w:szCs w:val="20"/>
                           <w:shd w:fill="FFFFFF" w:val="clear"/>
@@ -2727,12 +2807,12 @@
                           <w:sz w:val="20"/>
                           <w:szCs w:val="20"/>
                         </w:rPr>
-                        <w:t xml:space="preserve"> Clojure </w:t>
+                        <w:t xml:space="preserve"> C++ </w:t>
                       </w:r>
                       <w:r>
                         <w:rPr>
                           <w:rFonts w:eastAsia="DejaVu Sans" w:cs="DejaVu Sans" w:ascii="DejaVu Sans" w:hAnsi="DejaVu Sans"/>
-                          <w:color w:val="881631"/>
+                          <w:color w:val="000000"/>
                           <w:sz w:val="20"/>
                           <w:szCs w:val="20"/>
                           <w:shd w:fill="FFFFFF" w:val="clear"/>
@@ -2745,66 +2825,12 @@
                           <w:sz w:val="20"/>
                           <w:szCs w:val="20"/>
                         </w:rPr>
-                        <w:t xml:space="preserve"> Solidity </w:t>
+                        <w:t xml:space="preserve"> Rust </w:t>
                       </w:r>
                       <w:r>
                         <w:rPr>
                           <w:rFonts w:eastAsia="DejaVu Sans" w:cs="DejaVu Sans" w:ascii="DejaVu Sans" w:hAnsi="DejaVu Sans"/>
-                          <w:color w:val="881631"/>
-                          <w:sz w:val="20"/>
-                          <w:szCs w:val="20"/>
-                          <w:shd w:fill="FFFFFF" w:val="clear"/>
-                        </w:rPr>
-                        <w:t>⚫</w:t>
-                      </w:r>
-                      <w:r>
-                        <w:rPr>
-                          <w:color w:val="000000"/>
-                          <w:sz w:val="20"/>
-                          <w:szCs w:val="20"/>
-                        </w:rPr>
-                        <w:t xml:space="preserve"> C </w:t>
-                      </w:r>
-                      <w:r>
-                        <w:rPr>
-                          <w:rFonts w:eastAsia="DejaVu Sans" w:cs="DejaVu Sans" w:ascii="DejaVu Sans" w:hAnsi="DejaVu Sans"/>
-                          <w:color w:val="881631"/>
-                          <w:sz w:val="20"/>
-                          <w:szCs w:val="20"/>
-                          <w:shd w:fill="FFFFFF" w:val="clear"/>
-                        </w:rPr>
-                        <w:t>⚫</w:t>
-                      </w:r>
-                      <w:r>
-                        <w:rPr>
-                          <w:color w:val="000000"/>
-                          <w:sz w:val="20"/>
-                          <w:szCs w:val="20"/>
-                        </w:rPr>
-                        <w:t xml:space="preserve"> C++ </w:t>
-                      </w:r>
-                      <w:r>
-                        <w:rPr>
-                          <w:rFonts w:eastAsia="DejaVu Sans" w:cs="DejaVu Sans" w:ascii="DejaVu Sans" w:hAnsi="DejaVu Sans"/>
-                          <w:color w:val="881631"/>
-                          <w:sz w:val="20"/>
-                          <w:szCs w:val="20"/>
-                          <w:shd w:fill="FFFFFF" w:val="clear"/>
-                        </w:rPr>
-                        <w:t>⚫</w:t>
-                      </w:r>
-                      <w:r>
-                        <w:rPr>
-                          <w:color w:val="000000"/>
-                          <w:sz w:val="20"/>
-                          <w:szCs w:val="20"/>
-                        </w:rPr>
-                        <w:t xml:space="preserve"> Rust </w:t>
-                      </w:r>
-                      <w:r>
-                        <w:rPr>
-                          <w:rFonts w:eastAsia="DejaVu Sans" w:cs="DejaVu Sans" w:ascii="DejaVu Sans" w:hAnsi="DejaVu Sans"/>
-                          <w:color w:val="881631"/>
+                          <w:color w:val="000000"/>
                           <w:sz w:val="20"/>
                           <w:szCs w:val="20"/>
                           <w:shd w:fill="FFFFFF" w:val="clear"/>
@@ -2833,10 +2859,10 @@
               <wp:anchor behindDoc="0" distT="0" distB="1905" distL="0" distR="0" simplePos="0" locked="0" layoutInCell="0" allowOverlap="1" relativeHeight="8" wp14:anchorId="2C9FC996">
                 <wp:simplePos x="0" y="0"/>
                 <wp:positionH relativeFrom="margin">
-                  <wp:posOffset>-563880</wp:posOffset>
+                  <wp:posOffset>-567055</wp:posOffset>
                 </wp:positionH>
                 <wp:positionV relativeFrom="paragraph">
-                  <wp:posOffset>8382635</wp:posOffset>
+                  <wp:posOffset>8604250</wp:posOffset>
                 </wp:positionV>
                 <wp:extent cx="7133590" cy="328930"/>
                 <wp:effectExtent l="0" t="0" r="0" b="1905"/>
@@ -2883,12 +2909,28 @@
                                 <w:sz w:val="20"/>
                                 <w:szCs w:val="20"/>
                               </w:rPr>
-                              <w:t xml:space="preserve">Native Spanish </w:t>
+                              <w:t xml:space="preserve">Spanish </w:t>
+                            </w:r>
+                            <w:r>
+                              <w:rPr>
+                                <w:color w:val="000000"/>
+                                <w:sz w:val="20"/>
+                                <w:szCs w:val="20"/>
+                              </w:rPr>
+                              <w:t>(Native)</w:t>
+                            </w:r>
+                            <w:r>
+                              <w:rPr>
+                                <w:color w:val="000000"/>
+                                <w:sz w:val="20"/>
+                                <w:szCs w:val="20"/>
+                              </w:rPr>
+                              <w:t xml:space="preserve"> </w:t>
                             </w:r>
                             <w:r>
                               <w:rPr>
                                 <w:rFonts w:eastAsia="DejaVu Sans" w:cs="DejaVu Sans" w:ascii="DejaVu Sans" w:hAnsi="DejaVu Sans"/>
-                                <w:color w:val="881631"/>
+                                <w:color w:val="000000"/>
                                 <w:sz w:val="20"/>
                                 <w:szCs w:val="20"/>
                                 <w:shd w:fill="FFFFFF" w:val="clear"/>
@@ -2918,7 +2960,7 @@
           </mc:Choice>
           <mc:Fallback>
             <w:pict>
-              <v:rect id="shape_0" ID="Text Box 2" path="m0,0l-2147483645,0l-2147483645,-2147483646l0,-2147483646xe" stroked="f" o:allowincell="f" style="position:absolute;margin-left:-44.4pt;margin-top:660.05pt;width:561.65pt;height:25.85pt;mso-wrap-style:square;v-text-anchor:top;mso-position-horizontal-relative:margin" wp14:anchorId="2C9FC996">
+              <v:rect id="shape_0" ID="Text Box 2" path="m0,0l-2147483645,0l-2147483645,-2147483646l0,-2147483646xe" stroked="f" o:allowincell="f" style="position:absolute;margin-left:-44.65pt;margin-top:677.5pt;width:561.65pt;height:25.85pt;mso-wrap-style:square;v-text-anchor:top;mso-position-horizontal-relative:margin" wp14:anchorId="2C9FC996">
                 <v:fill o:detectmouseclick="t" on="false"/>
                 <v:stroke color="#3465a4" weight="6480" joinstyle="round" endcap="flat"/>
                 <v:textbox>
@@ -2939,12 +2981,28 @@
                           <w:sz w:val="20"/>
                           <w:szCs w:val="20"/>
                         </w:rPr>
-                        <w:t xml:space="preserve">Native Spanish </w:t>
+                        <w:t xml:space="preserve">Spanish </w:t>
+                      </w:r>
+                      <w:r>
+                        <w:rPr>
+                          <w:color w:val="000000"/>
+                          <w:sz w:val="20"/>
+                          <w:szCs w:val="20"/>
+                        </w:rPr>
+                        <w:t>(Native)</w:t>
+                      </w:r>
+                      <w:r>
+                        <w:rPr>
+                          <w:color w:val="000000"/>
+                          <w:sz w:val="20"/>
+                          <w:szCs w:val="20"/>
+                        </w:rPr>
+                        <w:t xml:space="preserve"> </w:t>
                       </w:r>
                       <w:r>
                         <w:rPr>
                           <w:rFonts w:eastAsia="DejaVu Sans" w:cs="DejaVu Sans" w:ascii="DejaVu Sans" w:hAnsi="DejaVu Sans"/>
-                          <w:color w:val="881631"/>
+                          <w:color w:val="000000"/>
                           <w:sz w:val="20"/>
                           <w:szCs w:val="20"/>
                           <w:shd w:fill="FFFFFF" w:val="clear"/>
@@ -2970,15 +3028,15 @@
         <mc:AlternateContent>
           <mc:Choice Requires="wps">
             <w:drawing>
-              <wp:anchor behindDoc="0" distT="0" distB="5715" distL="0" distR="0" simplePos="0" locked="0" layoutInCell="1" allowOverlap="1" relativeHeight="10" wp14:anchorId="76A4A007">
+              <wp:anchor behindDoc="0" distT="0" distB="6350" distL="0" distR="0" simplePos="0" locked="0" layoutInCell="1" allowOverlap="1" relativeHeight="10" wp14:anchorId="76A4A007">
                 <wp:simplePos x="0" y="0"/>
                 <wp:positionH relativeFrom="column">
-                  <wp:posOffset>5307965</wp:posOffset>
+                  <wp:posOffset>5550535</wp:posOffset>
                 </wp:positionH>
                 <wp:positionV relativeFrom="paragraph">
-                  <wp:posOffset>8722360</wp:posOffset>
+                  <wp:posOffset>8723630</wp:posOffset>
                 </wp:positionV>
-                <wp:extent cx="1021715" cy="318135"/>
+                <wp:extent cx="1115695" cy="320040"/>
                 <wp:effectExtent l="0" t="0" r="0" b="6350"/>
                 <wp:wrapNone/>
                 <wp:docPr id="5" name="Text Box 1"/>
@@ -2989,7 +3047,7 @@
                       <wps:spPr>
                         <a:xfrm>
                           <a:off x="0" y="0"/>
-                          <a:ext cx="1021680" cy="318240"/>
+                          <a:ext cx="1115640" cy="320040"/>
                         </a:xfrm>
                         <a:prstGeom prst="rect">
                           <a:avLst/>
@@ -3029,27 +3087,7 @@
                                 <w:sz w:val="22"/>
                                 <w:lang w:val="en-US"/>
                               </w:rPr>
-                              <w:t>Feb</w:t>
-                            </w:r>
-                            <w:r>
-                              <w:rPr>
-                                <w:i/>
-                                <w:iCs/>
-                                <w:color w:themeColor="background1" w:themeShade="a6" w:val="A6A6A6"/>
-                                <w:sz w:val="22"/>
-                                <w:lang w:val="en-US"/>
-                              </w:rPr>
-                              <w:t>ruary</w:t>
-                            </w:r>
-                            <w:r>
-                              <w:rPr>
-                                <w:i/>
-                                <w:iCs/>
-                                <w:color w:themeColor="background1" w:themeShade="a6" w:val="A6A6A6"/>
-                                <w:sz w:val="22"/>
-                                <w:lang w:val="en-US"/>
-                              </w:rPr>
-                              <w:t xml:space="preserve"> 2026</w:t>
+                              <w:t>February 2026</w:t>
                             </w:r>
                           </w:p>
                         </w:txbxContent>
@@ -3066,7 +3104,7 @@
           </mc:Choice>
           <mc:Fallback>
             <w:pict>
-              <v:rect id="shape_0" ID="Text Box 1" path="m0,0l-2147483645,0l-2147483645,-2147483646l0,-2147483646xe" stroked="f" o:allowincell="f" style="position:absolute;margin-left:417.95pt;margin-top:686.8pt;width:80.4pt;height:25pt;mso-wrap-style:square;v-text-anchor:top" wp14:anchorId="76A4A007">
+              <v:rect id="shape_0" ID="Text Box 1" path="m0,0l-2147483645,0l-2147483645,-2147483646l0,-2147483646xe" stroked="f" o:allowincell="f" style="position:absolute;margin-left:437.05pt;margin-top:686.9pt;width:87.8pt;height:25.15pt;mso-wrap-style:square;v-text-anchor:top" wp14:anchorId="76A4A007">
                 <v:fill o:detectmouseclick="t" on="false"/>
                 <v:stroke color="#3465a4" weight="6480" joinstyle="round" endcap="flat"/>
                 <v:textbox>
@@ -3093,27 +3131,7 @@
                           <w:sz w:val="22"/>
                           <w:lang w:val="en-US"/>
                         </w:rPr>
-                        <w:t>Feb</w:t>
-                      </w:r>
-                      <w:r>
-                        <w:rPr>
-                          <w:i/>
-                          <w:iCs/>
-                          <w:color w:themeColor="background1" w:themeShade="a6" w:val="A6A6A6"/>
-                          <w:sz w:val="22"/>
-                          <w:lang w:val="en-US"/>
-                        </w:rPr>
-                        <w:t>ruary</w:t>
-                      </w:r>
-                      <w:r>
-                        <w:rPr>
-                          <w:i/>
-                          <w:iCs/>
-                          <w:color w:themeColor="background1" w:themeShade="a6" w:val="A6A6A6"/>
-                          <w:sz w:val="22"/>
-                          <w:lang w:val="en-US"/>
-                        </w:rPr>
-                        <w:t xml:space="preserve"> 2026</w:t>
+                        <w:t>February 2026</w:t>
                       </w:r>
                     </w:p>
                   </w:txbxContent>
@@ -3132,7 +3150,7 @@
                   <wp:posOffset>-942340</wp:posOffset>
                 </wp:positionH>
                 <wp:positionV relativeFrom="paragraph">
-                  <wp:posOffset>683260</wp:posOffset>
+                  <wp:posOffset>1283335</wp:posOffset>
                 </wp:positionV>
                 <wp:extent cx="7799705" cy="191135"/>
                 <wp:effectExtent l="0" t="0" r="0" b="0"/>
@@ -3151,7 +3169,7 @@
                           <a:avLst/>
                         </a:prstGeom>
                         <a:solidFill>
-                          <a:srgbClr val="881631"/>
+                          <a:srgbClr val="000000"/>
                         </a:solidFill>
                         <a:ln w="0">
                           <a:noFill/>
@@ -3214,8 +3232,8 @@
           </mc:Choice>
           <mc:Fallback>
             <w:pict>
-              <v:rect id="shape_0" ID="Text Frame 1" path="m0,0l-2147483645,0l-2147483645,-2147483646l0,-2147483646xe" fillcolor="#881631" stroked="f" o:allowincell="f" style="position:absolute;margin-left:-74.2pt;margin-top:53.8pt;width:614.1pt;height:15pt;mso-wrap-style:square;v-text-anchor:top">
-                <v:fill o:detectmouseclick="t" type="solid" color2="#77e9ce"/>
+              <v:rect id="shape_0" ID="Text Frame 1" path="m0,0l-2147483645,0l-2147483645,-2147483646l0,-2147483646xe" fillcolor="black" stroked="f" o:allowincell="f" style="position:absolute;margin-left:-74.2pt;margin-top:101.05pt;width:614.1pt;height:15pt;mso-wrap-style:square;v-text-anchor:top">
+                <v:fill o:detectmouseclick="t" type="solid" color2="white"/>
                 <v:stroke color="#3465a4" joinstyle="round" endcap="flat"/>
                 <v:textbox>
                   <w:txbxContent>
@@ -3265,13 +3283,13 @@
         <mc:AlternateContent>
           <mc:Choice Requires="wps">
             <w:drawing>
-              <wp:anchor behindDoc="0" distT="635" distB="0" distL="0" distR="0" simplePos="0" locked="0" layoutInCell="0" allowOverlap="1" relativeHeight="14" wp14:anchorId="4C350BC3">
+              <wp:anchor behindDoc="0" distT="0" distB="0" distL="0" distR="0" simplePos="0" locked="0" layoutInCell="0" allowOverlap="1" relativeHeight="14" wp14:anchorId="4C350BC3">
                 <wp:simplePos x="0" y="0"/>
                 <wp:positionH relativeFrom="margin">
                   <wp:align>center</wp:align>
                 </wp:positionH>
                 <wp:positionV relativeFrom="paragraph">
-                  <wp:posOffset>347345</wp:posOffset>
+                  <wp:posOffset>311150</wp:posOffset>
                 </wp:positionV>
                 <wp:extent cx="4393565" cy="333375"/>
                 <wp:effectExtent l="0" t="0" r="0" b="0"/>
@@ -3385,18 +3403,7 @@
                                 <w:u w:val="none"/>
                                 <w:shd w:fill="FFFFFF" w:val="clear"/>
                               </w:rPr>
-                              <w:t xml:space="preserve"> </w:t>
-                            </w:r>
-                            <w:r>
-                              <w:rPr>
-                                <w:rFonts w:eastAsia="DejaVu Sans" w:cs="DejaVu Sans" w:ascii="DejaVu Sans" w:hAnsi="DejaVu Sans"/>
-                                <w:color w:val="111111"/>
-                                <w:sz w:val="20"/>
-                                <w:szCs w:val="20"/>
-                                <w:u w:val="none"/>
-                                <w:shd w:fill="FFFFFF" w:val="clear"/>
-                              </w:rPr>
-                              <w:t>Bs.As.</w:t>
+                              <w:t xml:space="preserve"> Bs.As.</w:t>
                             </w:r>
                             <w:r>
                               <w:rPr>
@@ -3406,27 +3413,7 @@
                                 <w:szCs w:val="20"/>
                                 <w:u w:val="none"/>
                               </w:rPr>
-                              <w:t xml:space="preserve"> (</w:t>
-                            </w:r>
-                            <w:r>
-                              <w:rPr>
-                                <w:rStyle w:val="Hyperlink"/>
-                                <w:color w:themeColor="text1" w:val="000000"/>
-                                <w:sz w:val="20"/>
-                                <w:szCs w:val="20"/>
-                                <w:u w:val="none"/>
-                              </w:rPr>
-                              <w:t>Argentina</w:t>
-                            </w:r>
-                            <w:r>
-                              <w:rPr>
-                                <w:rStyle w:val="Hyperlink"/>
-                                <w:color w:themeColor="text1" w:val="000000"/>
-                                <w:sz w:val="20"/>
-                                <w:szCs w:val="20"/>
-                                <w:u w:val="none"/>
-                              </w:rPr>
-                              <w:t>)</w:t>
+                              <w:t xml:space="preserve"> (Argentina)</w:t>
                             </w:r>
                           </w:p>
                         </w:txbxContent>
@@ -3442,7 +3429,7 @@
           </mc:Choice>
           <mc:Fallback>
             <w:pict>
-              <v:rect id="shape_0" ID="Text Box 3" path="m0,0l-2147483645,0l-2147483645,-2147483646l0,-2147483646xe" stroked="f" o:allowincell="f" style="position:absolute;margin-left:61pt;margin-top:27.35pt;width:345.9pt;height:26.2pt;mso-wrap-style:square;v-text-anchor:top;mso-position-horizontal:center;mso-position-horizontal-relative:margin" wp14:anchorId="4C350BC3">
+              <v:rect id="shape_0" ID="Text Box 3" path="m0,0l-2147483645,0l-2147483645,-2147483646l0,-2147483646xe" stroked="f" o:allowincell="f" style="position:absolute;margin-left:61pt;margin-top:24.5pt;width:345.9pt;height:26.2pt;mso-wrap-style:square;v-text-anchor:top;mso-position-horizontal:center;mso-position-horizontal-relative:margin" wp14:anchorId="4C350BC3">
                 <v:fill o:detectmouseclick="t" on="false"/>
                 <v:stroke color="#3465a4" weight="9360" joinstyle="round" endcap="flat"/>
                 <v:textbox>
@@ -3522,18 +3509,7 @@
                           <w:u w:val="none"/>
                           <w:shd w:fill="FFFFFF" w:val="clear"/>
                         </w:rPr>
-                        <w:t xml:space="preserve"> </w:t>
-                      </w:r>
-                      <w:r>
-                        <w:rPr>
-                          <w:rFonts w:eastAsia="DejaVu Sans" w:cs="DejaVu Sans" w:ascii="DejaVu Sans" w:hAnsi="DejaVu Sans"/>
-                          <w:color w:val="111111"/>
-                          <w:sz w:val="20"/>
-                          <w:szCs w:val="20"/>
-                          <w:u w:val="none"/>
-                          <w:shd w:fill="FFFFFF" w:val="clear"/>
-                        </w:rPr>
-                        <w:t>Bs.As.</w:t>
+                        <w:t xml:space="preserve"> Bs.As.</w:t>
                       </w:r>
                       <w:r>
                         <w:rPr>
@@ -3543,27 +3519,7 @@
                           <w:szCs w:val="20"/>
                           <w:u w:val="none"/>
                         </w:rPr>
-                        <w:t xml:space="preserve"> (</w:t>
-                      </w:r>
-                      <w:r>
-                        <w:rPr>
-                          <w:rStyle w:val="Hyperlink"/>
-                          <w:color w:themeColor="text1" w:val="000000"/>
-                          <w:sz w:val="20"/>
-                          <w:szCs w:val="20"/>
-                          <w:u w:val="none"/>
-                        </w:rPr>
-                        <w:t>Argentina</w:t>
-                      </w:r>
-                      <w:r>
-                        <w:rPr>
-                          <w:rStyle w:val="Hyperlink"/>
-                          <w:color w:themeColor="text1" w:val="000000"/>
-                          <w:sz w:val="20"/>
-                          <w:szCs w:val="20"/>
-                          <w:u w:val="none"/>
-                        </w:rPr>
-                        <w:t>)</w:t>
+                        <w:t xml:space="preserve"> (Argentina)</w:t>
                       </w:r>
                     </w:p>
                   </w:txbxContent>
@@ -3582,7 +3538,7 @@
                   <wp:posOffset>-942340</wp:posOffset>
                 </wp:positionH>
                 <wp:positionV relativeFrom="paragraph">
-                  <wp:posOffset>4894580</wp:posOffset>
+                  <wp:posOffset>5374640</wp:posOffset>
                 </wp:positionV>
                 <wp:extent cx="7799705" cy="191135"/>
                 <wp:effectExtent l="0" t="0" r="0" b="0"/>
@@ -3601,7 +3557,7 @@
                           <a:avLst/>
                         </a:prstGeom>
                         <a:solidFill>
-                          <a:srgbClr val="881631"/>
+                          <a:srgbClr val="000000"/>
                         </a:solidFill>
                         <a:ln w="0">
                           <a:noFill/>
@@ -3664,8 +3620,8 @@
           </mc:Choice>
           <mc:Fallback>
             <w:pict>
-              <v:rect id="shape_0" ID="Text Frame 2" path="m0,0l-2147483645,0l-2147483645,-2147483646l0,-2147483646xe" fillcolor="#881631" stroked="f" o:allowincell="f" style="position:absolute;margin-left:-74.2pt;margin-top:385.4pt;width:614.1pt;height:15pt;mso-wrap-style:square;v-text-anchor:top">
-                <v:fill o:detectmouseclick="t" type="solid" color2="#77e9ce"/>
+              <v:rect id="shape_0" ID="Text Frame 2" path="m0,0l-2147483645,0l-2147483645,-2147483646l0,-2147483646xe" fillcolor="black" stroked="f" o:allowincell="f" style="position:absolute;margin-left:-74.2pt;margin-top:423.2pt;width:614.1pt;height:15pt;mso-wrap-style:square;v-text-anchor:top">
+                <v:fill o:detectmouseclick="t" type="solid" color2="white"/>
                 <v:stroke color="#3465a4" joinstyle="round" endcap="flat"/>
                 <v:textbox>
                   <w:txbxContent>
@@ -3721,7 +3677,7 @@
                   <wp:posOffset>-914400</wp:posOffset>
                 </wp:positionH>
                 <wp:positionV relativeFrom="paragraph">
-                  <wp:posOffset>6217920</wp:posOffset>
+                  <wp:posOffset>6577965</wp:posOffset>
                 </wp:positionV>
                 <wp:extent cx="7799705" cy="191135"/>
                 <wp:effectExtent l="0" t="0" r="0" b="0"/>
@@ -3740,7 +3696,7 @@
                           <a:avLst/>
                         </a:prstGeom>
                         <a:solidFill>
-                          <a:srgbClr val="881631"/>
+                          <a:srgbClr val="000000"/>
                         </a:solidFill>
                         <a:ln w="0">
                           <a:noFill/>
@@ -3803,8 +3759,8 @@
           </mc:Choice>
           <mc:Fallback>
             <w:pict>
-              <v:rect id="shape_0" ID="Text Frame 3" path="m0,0l-2147483645,0l-2147483645,-2147483646l0,-2147483646xe" fillcolor="#881631" stroked="f" o:allowincell="f" style="position:absolute;margin-left:-72pt;margin-top:489.6pt;width:614.1pt;height:15pt;mso-wrap-style:square;v-text-anchor:top">
-                <v:fill o:detectmouseclick="t" type="solid" color2="#77e9ce"/>
+              <v:rect id="shape_0" ID="Text Frame 3" path="m0,0l-2147483645,0l-2147483645,-2147483646l0,-2147483646xe" fillcolor="black" stroked="f" o:allowincell="f" style="position:absolute;margin-left:-72pt;margin-top:517.95pt;width:614.1pt;height:15pt;mso-wrap-style:square;v-text-anchor:top">
+                <v:fill o:detectmouseclick="t" type="solid" color2="white"/>
                 <v:stroke color="#3465a4" joinstyle="round" endcap="flat"/>
                 <v:textbox>
                   <w:txbxContent>
@@ -3860,7 +3816,7 @@
                   <wp:posOffset>-942340</wp:posOffset>
                 </wp:positionH>
                 <wp:positionV relativeFrom="paragraph">
-                  <wp:posOffset>8196580</wp:posOffset>
+                  <wp:posOffset>8436610</wp:posOffset>
                 </wp:positionV>
                 <wp:extent cx="7799705" cy="191135"/>
                 <wp:effectExtent l="0" t="0" r="0" b="0"/>
@@ -3879,7 +3835,7 @@
                           <a:avLst/>
                         </a:prstGeom>
                         <a:solidFill>
-                          <a:srgbClr val="881631"/>
+                          <a:srgbClr val="000000"/>
                         </a:solidFill>
                         <a:ln w="0">
                           <a:noFill/>
@@ -3926,39 +3882,7 @@
                                 <w:lang w:val="en-US" w:eastAsia="en-US"/>
                                 <w14:ligatures w14:val="standardContextual"/>
                               </w:rPr>
-                              <w:t>LANGUA</w:t>
-                            </w:r>
-                            <w:r>
-                              <w:rPr>
-                                <w:rFonts w:eastAsia="Gill Sans MT" w:cs="" w:cstheme="minorBidi" w:eastAsiaTheme="minorHAnsi"/>
-                                <w:b/>
-                                <w:bCs/>
-                                <w:color w:val="FFFFFF"/>
-                                <w:kern w:val="2"/>
-                                <w:sz w:val="22"/>
-                                <w:szCs w:val="22"/>
-                                <w:u w:val="none"/>
-                                <w:shd w:fill="auto" w:val="clear"/>
-                                <w:lang w:val="en-US" w:eastAsia="en-US"/>
-                                <w14:ligatures w14:val="standardContextual"/>
-                              </w:rPr>
-                              <w:t>G</w:t>
-                            </w:r>
-                            <w:r>
-                              <w:rPr>
-                                <w:rFonts w:eastAsia="Gill Sans MT" w:cs="" w:cstheme="minorBidi" w:eastAsiaTheme="minorHAnsi"/>
-                                <w:b/>
-                                <w:bCs/>
-                                <w:color w:val="FFFFFF"/>
-                                <w:kern w:val="2"/>
-                                <w:sz w:val="22"/>
-                                <w:szCs w:val="22"/>
-                                <w:u w:val="none"/>
-                                <w:shd w:fill="auto" w:val="clear"/>
-                                <w:lang w:val="en-US" w:eastAsia="en-US"/>
-                                <w14:ligatures w14:val="standardContextual"/>
-                              </w:rPr>
-                              <w:t>ES</w:t>
+                              <w:t>LANGUAGES</w:t>
                             </w:r>
                           </w:p>
                         </w:txbxContent>
@@ -3974,8 +3898,8 @@
           </mc:Choice>
           <mc:Fallback>
             <w:pict>
-              <v:rect id="shape_0" ID="Text Frame 4" path="m0,0l-2147483645,0l-2147483645,-2147483646l0,-2147483646xe" fillcolor="#881631" stroked="f" o:allowincell="f" style="position:absolute;margin-left:-74.2pt;margin-top:645.4pt;width:614.1pt;height:15pt;mso-wrap-style:square;v-text-anchor:top">
-                <v:fill o:detectmouseclick="t" type="solid" color2="#77e9ce"/>
+              <v:rect id="shape_0" ID="Text Frame 4" path="m0,0l-2147483645,0l-2147483645,-2147483646l0,-2147483646xe" fillcolor="black" stroked="f" o:allowincell="f" style="position:absolute;margin-left:-74.2pt;margin-top:664.3pt;width:614.1pt;height:15pt;mso-wrap-style:square;v-text-anchor:top">
+                <v:fill o:detectmouseclick="t" type="solid" color2="white"/>
                 <v:stroke color="#3465a4" joinstyle="round" endcap="flat"/>
                 <v:textbox>
                   <w:txbxContent>
@@ -4012,39 +3936,7 @@
                           <w:lang w:val="en-US" w:eastAsia="en-US"/>
                           <w14:ligatures w14:val="standardContextual"/>
                         </w:rPr>
-                        <w:t>LANGUA</w:t>
-                      </w:r>
-                      <w:r>
-                        <w:rPr>
-                          <w:rFonts w:eastAsia="Gill Sans MT" w:cs="" w:cstheme="minorBidi" w:eastAsiaTheme="minorHAnsi"/>
-                          <w:b/>
-                          <w:bCs/>
-                          <w:color w:val="FFFFFF"/>
-                          <w:kern w:val="2"/>
-                          <w:sz w:val="22"/>
-                          <w:szCs w:val="22"/>
-                          <w:u w:val="none"/>
-                          <w:shd w:fill="auto" w:val="clear"/>
-                          <w:lang w:val="en-US" w:eastAsia="en-US"/>
-                          <w14:ligatures w14:val="standardContextual"/>
-                        </w:rPr>
-                        <w:t>G</w:t>
-                      </w:r>
-                      <w:r>
-                        <w:rPr>
-                          <w:rFonts w:eastAsia="Gill Sans MT" w:cs="" w:cstheme="minorBidi" w:eastAsiaTheme="minorHAnsi"/>
-                          <w:b/>
-                          <w:bCs/>
-                          <w:color w:val="FFFFFF"/>
-                          <w:kern w:val="2"/>
-                          <w:sz w:val="22"/>
-                          <w:szCs w:val="22"/>
-                          <w:u w:val="none"/>
-                          <w:shd w:fill="auto" w:val="clear"/>
-                          <w:lang w:val="en-US" w:eastAsia="en-US"/>
-                          <w14:ligatures w14:val="standardContextual"/>
-                        </w:rPr>
-                        <w:t>ES</w:t>
+                        <w:t>LANGUAGES</w:t>
                       </w:r>
                     </w:p>
                   </w:txbxContent>
@@ -4063,7 +3955,7 @@
                   <wp:align>center</wp:align>
                 </wp:positionH>
                 <wp:positionV relativeFrom="paragraph">
-                  <wp:posOffset>45720</wp:posOffset>
+                  <wp:posOffset>27305</wp:posOffset>
                 </wp:positionV>
                 <wp:extent cx="4158615" cy="333375"/>
                 <wp:effectExtent l="0" t="0" r="0" b="0"/>
@@ -4113,9 +4005,7 @@
                                   <wp:inline distT="0" distB="0" distL="0" distR="0">
                                     <wp:extent cx="164465" cy="164465"/>
                                     <wp:effectExtent l="0" t="0" r="0" b="0"/>
-                                    <wp:docPr id="13" name="HTTPS://GITHUB.COM/SCAPELLI" descr="A black background with a black square&#10;&#10;Description automatically generated with medium confidence">
-                                      <a:hlinkClick xmlns:a="http://schemas.openxmlformats.org/drawingml/2006/main" r:id="rId10"/>
-                                    </wp:docPr>
+                                    <wp:docPr id="13" name="Picture 1" descr="A black background with a black square&#10;&#10;Description automatically generated with medium confidence"/>
                                     <wp:cNvGraphicFramePr>
                                       <a:graphicFrameLocks xmlns:a="http://schemas.openxmlformats.org/drawingml/2006/main" noChangeAspect="1"/>
                                     </wp:cNvGraphicFramePr>
@@ -4123,9 +4013,7 @@
                                       <a:graphicData uri="http://schemas.openxmlformats.org/drawingml/2006/picture">
                                         <pic:pic xmlns:pic="http://schemas.openxmlformats.org/drawingml/2006/picture">
                                           <pic:nvPicPr>
-                                            <pic:cNvPr id="13" name="HTTPS://GITHUB.COM/SCAPELLI" descr="A black background with a black square&#10;&#10;Description automatically generated with medium confidence">
-                                              <a:hlinkClick r:id="rId10"/>
-                                            </pic:cNvPr>
+                                            <pic:cNvPr id="13" name="Picture 1" descr="A black background with a black square&#10;&#10;Description automatically generated with medium confidence"/>
                                             <pic:cNvPicPr>
                                               <a:picLocks noChangeAspect="1" noChangeArrowheads="1"/>
                                             </pic:cNvPicPr>
@@ -4185,18 +4073,9 @@
                                 <w:szCs w:val="22"/>
                                 <w:shd w:fill="FFFFFF" w:val="clear"/>
                               </w:rPr>
-                              <w:t xml:space="preserve">            </w:t>
-                            </w:r>
-                            <w:hyperlink r:id="rId11">
-                              <w:r>
-                                <w:rPr>
-                                  <w:rStyle w:val="Hyperlink"/>
-                                  <w:color w:val="000000"/>
-                                  <w:sz w:val="22"/>
-                                  <w:u w:val="none"/>
-                                </w:rPr>
-                                <w:t xml:space="preserve"> </w:t>
-                              </w:r>
+                              <w:t xml:space="preserve">             </w:t>
+                            </w:r>
+                            <w:hyperlink r:id="rId10">
                               <w:r>
                                 <w:rPr>
                                   <w:rStyle w:val="Hyperlink"/>
@@ -4206,7 +4085,7 @@
                                     <wp:extent cx="179070" cy="179070"/>
                                     <wp:effectExtent l="0" t="0" r="0" b="0"/>
                                     <wp:docPr id="14" name="Picture 1717966996" descr="">
-                                      <a:hlinkClick xmlns:a="http://schemas.openxmlformats.org/drawingml/2006/main" r:id="rId13"/>
+                                      <a:hlinkClick xmlns:a="http://schemas.openxmlformats.org/drawingml/2006/main" r:id="rId12"/>
                                     </wp:docPr>
                                     <wp:cNvGraphicFramePr>
                                       <a:graphicFrameLocks xmlns:a="http://schemas.openxmlformats.org/drawingml/2006/main" noChangeAspect="1"/>
@@ -4216,14 +4095,14 @@
                                         <pic:pic xmlns:pic="http://schemas.openxmlformats.org/drawingml/2006/picture">
                                           <pic:nvPicPr>
                                             <pic:cNvPr id="14" name="Picture 1717966996" descr="">
-                                              <a:hlinkClick r:id="rId13"/>
+                                              <a:hlinkClick r:id="rId12"/>
                                             </pic:cNvPr>
                                             <pic:cNvPicPr>
                                               <a:picLocks noChangeAspect="1" noChangeArrowheads="1"/>
                                             </pic:cNvPicPr>
                                           </pic:nvPicPr>
                                           <pic:blipFill>
-                                            <a:blip r:embed="rId12"/>
+                                            <a:blip r:embed="rId11"/>
                                             <a:stretch>
                                               <a:fillRect/>
                                             </a:stretch>
@@ -4247,20 +4126,11 @@
                                 <w:rPr>
                                   <w:rStyle w:val="Hyperlink"/>
                                   <w:color w:val="000000"/>
-                                  <w:sz w:val="22"/>
-                                  <w:u w:val="none"/>
-                                </w:rPr>
-                                <w:t xml:space="preserve">  </w:t>
-                              </w:r>
-                              <w:r>
-                                <w:rPr>
-                                  <w:rStyle w:val="Hyperlink"/>
-                                  <w:color w:val="000000"/>
                                   <w:position w:val="6"/>
                                   <w:sz w:val="22"/>
                                   <w:u w:val="none"/>
                                 </w:rPr>
-                                <w:t>scapelli.com</w:t>
+                                <w:t xml:space="preserve">  scapelli.com</w:t>
                               </w:r>
                             </w:hyperlink>
                             <w:r>
@@ -4287,7 +4157,7 @@
                               </w:rPr>
                               <w:t xml:space="preserve"> </w:t>
                             </w:r>
-                            <w:hyperlink r:id="rId14">
+                            <w:hyperlink r:id="rId13">
                               <w:r>
                                 <w:rPr>
                                   <w:rStyle w:val="Hyperlink"/>
@@ -4297,7 +4167,7 @@
                                     <wp:extent cx="147320" cy="147320"/>
                                     <wp:effectExtent l="0" t="0" r="0" b="0"/>
                                     <wp:docPr id="15" name="Picture 466671632" descr="A black background with a black square&#10;&#10;Description automatically generated with medium confidence">
-                                      <a:hlinkClick xmlns:a="http://schemas.openxmlformats.org/drawingml/2006/main" r:id="rId16"/>
+                                      <a:hlinkClick xmlns:a="http://schemas.openxmlformats.org/drawingml/2006/main" r:id="rId15"/>
                                     </wp:docPr>
                                     <wp:cNvGraphicFramePr>
                                       <a:graphicFrameLocks xmlns:a="http://schemas.openxmlformats.org/drawingml/2006/main" noChangeAspect="1"/>
@@ -4307,14 +4177,14 @@
                                         <pic:pic xmlns:pic="http://schemas.openxmlformats.org/drawingml/2006/picture">
                                           <pic:nvPicPr>
                                             <pic:cNvPr id="15" name="Picture 466671632" descr="A black background with a black square&#10;&#10;Description automatically generated with medium confidence">
-                                              <a:hlinkClick r:id="rId16"/>
+                                              <a:hlinkClick r:id="rId15"/>
                                             </pic:cNvPr>
                                             <pic:cNvPicPr>
                                               <a:picLocks noChangeAspect="1" noChangeArrowheads="1"/>
                                             </pic:cNvPicPr>
                                           </pic:nvPicPr>
                                           <pic:blipFill>
-                                            <a:blip r:embed="rId15"/>
+                                            <a:blip r:embed="rId14"/>
                                             <a:stretch>
                                               <a:fillRect/>
                                             </a:stretch>
@@ -4368,7 +4238,7 @@
           </mc:Choice>
           <mc:Fallback>
             <w:pict>
-              <v:rect id="shape_0" ID="Text Box 2" path="m0,0l-2147483645,0l-2147483645,-2147483646l0,-2147483646xe" stroked="f" o:allowincell="f" style="position:absolute;margin-left:70.25pt;margin-top:3.6pt;width:327.4pt;height:26.2pt;mso-wrap-style:square;v-text-anchor:top;mso-position-horizontal:center;mso-position-horizontal-relative:margin" wp14:anchorId="4C350BC3">
+              <v:rect id="shape_0" ID="Text Box 2" path="m0,0l-2147483645,0l-2147483645,-2147483646l0,-2147483646xe" stroked="f" o:allowincell="f" style="position:absolute;margin-left:70.25pt;margin-top:2.15pt;width:327.4pt;height:26.2pt;mso-wrap-style:square;v-text-anchor:top;mso-position-horizontal:center;mso-position-horizontal-relative:margin" wp14:anchorId="4C350BC3">
                 <v:fill o:detectmouseclick="t" on="false"/>
                 <v:stroke color="#3465a4" weight="9360" joinstyle="round" endcap="flat"/>
                 <v:textbox>
@@ -4381,7 +4251,7 @@
                           <w:lang w:val="en-US"/>
                         </w:rPr>
                       </w:pPr>
-                      <w:hyperlink r:id="rId17">
+                      <w:hyperlink r:id="rId16">
                         <w:bookmarkStart w:id="1" w:name="_Hlk142563365"/>
                         <w:bookmarkEnd w:id="1"/>
                         <w:r>
@@ -4392,9 +4262,7 @@
                             <wp:inline distT="0" distB="0" distL="0" distR="0">
                               <wp:extent cx="164465" cy="164465"/>
                               <wp:effectExtent l="0" t="0" r="0" b="0"/>
-                              <wp:docPr id="16" name="HTTPS://GITHUB.COM/SCAPELLI" descr="A black background with a black square&#10;&#10;Description automatically generated with medium confidence">
-                                <a:hlinkClick xmlns:a="http://schemas.openxmlformats.org/drawingml/2006/main" r:id="rId19"/>
-                              </wp:docPr>
+                              <wp:docPr id="16" name="Picture 1" descr="A black background with a black square&#10;&#10;Description automatically generated with medium confidence"/>
                               <wp:cNvGraphicFramePr>
                                 <a:graphicFrameLocks xmlns:a="http://schemas.openxmlformats.org/drawingml/2006/main" noChangeAspect="1"/>
                               </wp:cNvGraphicFramePr>
@@ -4402,15 +4270,13 @@
                                 <a:graphicData uri="http://schemas.openxmlformats.org/drawingml/2006/picture">
                                   <pic:pic xmlns:pic="http://schemas.openxmlformats.org/drawingml/2006/picture">
                                     <pic:nvPicPr>
-                                      <pic:cNvPr id="16" name="HTTPS://GITHUB.COM/SCAPELLI" descr="A black background with a black square&#10;&#10;Description automatically generated with medium confidence">
-                                        <a:hlinkClick r:id="rId19"/>
-                                      </pic:cNvPr>
+                                      <pic:cNvPr id="16" name="Picture 1" descr="A black background with a black square&#10;&#10;Description automatically generated with medium confidence"/>
                                       <pic:cNvPicPr>
                                         <a:picLocks noChangeAspect="1" noChangeArrowheads="1"/>
                                       </pic:cNvPicPr>
                                     </pic:nvPicPr>
                                     <pic:blipFill>
-                                      <a:blip r:embed="rId18"/>
+                                      <a:blip r:embed="rId17"/>
                                       <a:stretch>
                                         <a:fillRect/>
                                       </a:stretch>
@@ -4464,18 +4330,9 @@
                           <w:szCs w:val="22"/>
                           <w:shd w:fill="FFFFFF" w:val="clear"/>
                         </w:rPr>
-                        <w:t xml:space="preserve">            </w:t>
-                      </w:r>
-                      <w:hyperlink r:id="rId20">
-                        <w:r>
-                          <w:rPr>
-                            <w:rStyle w:val="Hyperlink"/>
-                            <w:color w:val="000000"/>
-                            <w:sz w:val="22"/>
-                            <w:u w:val="none"/>
-                          </w:rPr>
-                          <w:t xml:space="preserve"> </w:t>
-                        </w:r>
+                        <w:t xml:space="preserve">             </w:t>
+                      </w:r>
+                      <w:hyperlink r:id="rId18">
                         <w:r>
                           <w:rPr>
                             <w:rStyle w:val="Hyperlink"/>
@@ -4485,7 +4342,7 @@
                               <wp:extent cx="179070" cy="179070"/>
                               <wp:effectExtent l="0" t="0" r="0" b="0"/>
                               <wp:docPr id="17" name="Picture 1717966996" descr="">
-                                <a:hlinkClick xmlns:a="http://schemas.openxmlformats.org/drawingml/2006/main" r:id="rId22"/>
+                                <a:hlinkClick xmlns:a="http://schemas.openxmlformats.org/drawingml/2006/main" r:id="rId20"/>
                               </wp:docPr>
                               <wp:cNvGraphicFramePr>
                                 <a:graphicFrameLocks xmlns:a="http://schemas.openxmlformats.org/drawingml/2006/main" noChangeAspect="1"/>
@@ -4495,14 +4352,14 @@
                                   <pic:pic xmlns:pic="http://schemas.openxmlformats.org/drawingml/2006/picture">
                                     <pic:nvPicPr>
                                       <pic:cNvPr id="17" name="Picture 1717966996" descr="">
-                                        <a:hlinkClick r:id="rId22"/>
+                                        <a:hlinkClick r:id="rId20"/>
                                       </pic:cNvPr>
                                       <pic:cNvPicPr>
                                         <a:picLocks noChangeAspect="1" noChangeArrowheads="1"/>
                                       </pic:cNvPicPr>
                                     </pic:nvPicPr>
                                     <pic:blipFill>
-                                      <a:blip r:embed="rId21"/>
+                                      <a:blip r:embed="rId19"/>
                                       <a:stretch>
                                         <a:fillRect/>
                                       </a:stretch>
@@ -4526,20 +4383,11 @@
                           <w:rPr>
                             <w:rStyle w:val="Hyperlink"/>
                             <w:color w:val="000000"/>
-                            <w:sz w:val="22"/>
-                            <w:u w:val="none"/>
-                          </w:rPr>
-                          <w:t xml:space="preserve">  </w:t>
-                        </w:r>
-                        <w:r>
-                          <w:rPr>
-                            <w:rStyle w:val="Hyperlink"/>
-                            <w:color w:val="000000"/>
                             <w:position w:val="6"/>
                             <w:sz w:val="22"/>
                             <w:u w:val="none"/>
                           </w:rPr>
-                          <w:t>scapelli.com</w:t>
+                          <w:t xml:space="preserve">  scapelli.com</w:t>
                         </w:r>
                       </w:hyperlink>
                       <w:r>
@@ -4566,7 +4414,7 @@
                         </w:rPr>
                         <w:t xml:space="preserve"> </w:t>
                       </w:r>
-                      <w:hyperlink r:id="rId23">
+                      <w:hyperlink r:id="rId21">
                         <w:r>
                           <w:rPr>
                             <w:rStyle w:val="Hyperlink"/>
@@ -4576,7 +4424,7 @@
                               <wp:extent cx="147320" cy="147320"/>
                               <wp:effectExtent l="0" t="0" r="0" b="0"/>
                               <wp:docPr id="18" name="Picture 466671632" descr="A black background with a black square&#10;&#10;Description automatically generated with medium confidence">
-                                <a:hlinkClick xmlns:a="http://schemas.openxmlformats.org/drawingml/2006/main" r:id="rId25"/>
+                                <a:hlinkClick xmlns:a="http://schemas.openxmlformats.org/drawingml/2006/main" r:id="rId23"/>
                               </wp:docPr>
                               <wp:cNvGraphicFramePr>
                                 <a:graphicFrameLocks xmlns:a="http://schemas.openxmlformats.org/drawingml/2006/main" noChangeAspect="1"/>
@@ -4586,14 +4434,14 @@
                                   <pic:pic xmlns:pic="http://schemas.openxmlformats.org/drawingml/2006/picture">
                                     <pic:nvPicPr>
                                       <pic:cNvPr id="18" name="Picture 466671632" descr="A black background with a black square&#10;&#10;Description automatically generated with medium confidence">
-                                        <a:hlinkClick r:id="rId25"/>
+                                        <a:hlinkClick r:id="rId23"/>
                                       </pic:cNvPr>
                                       <pic:cNvPicPr>
                                         <a:picLocks noChangeAspect="1" noChangeArrowheads="1"/>
                                       </pic:cNvPicPr>
                                     </pic:nvPicPr>
                                     <pic:blipFill>
-                                      <a:blip r:embed="rId24"/>
+                                      <a:blip r:embed="rId22"/>
                                       <a:stretch>
                                         <a:fillRect/>
                                       </a:stretch>
@@ -4644,18 +4492,133 @@
         <mc:AlternateContent>
           <mc:Choice Requires="wps">
             <w:drawing>
-              <wp:anchor behindDoc="0" distT="0" distB="0" distL="0" distR="0" simplePos="0" locked="0" layoutInCell="0" allowOverlap="1" relativeHeight="24" wp14:anchorId="26D8FEF1">
+              <wp:anchor behindDoc="0" distT="0" distB="635" distL="0" distR="635" simplePos="0" locked="0" layoutInCell="0" allowOverlap="1" relativeHeight="24" wp14:anchorId="4C350BC3">
                 <wp:simplePos x="0" y="0"/>
                 <wp:positionH relativeFrom="margin">
                   <wp:align>center</wp:align>
                 </wp:positionH>
                 <wp:positionV relativeFrom="paragraph">
-                  <wp:posOffset>5080635</wp:posOffset>
+                  <wp:posOffset>658495</wp:posOffset>
+                </wp:positionV>
+                <wp:extent cx="7132320" cy="486410"/>
+                <wp:effectExtent l="0" t="0" r="0" b="0"/>
+                <wp:wrapTight wrapText="largest">
+                  <wp:wrapPolygon edited="0">
+                    <wp:start x="-2" y="21579"/>
+                    <wp:lineTo x="-2" y="-21"/>
+                    <wp:lineTo x="21598" y="-21"/>
+                    <wp:lineTo x="21598" y="21579"/>
+                    <wp:lineTo x="-2" y="21579"/>
+                  </wp:wrapPolygon>
+                </wp:wrapTight>
+                <wp:docPr id="12" name="Text Box 4"/>
+                <a:graphic xmlns:a="http://schemas.openxmlformats.org/drawingml/2006/main">
+                  <a:graphicData uri="http://schemas.microsoft.com/office/word/2010/wordprocessingShape">
+                    <wps:wsp>
+                      <wps:cNvSpPr/>
+                      <wps:spPr>
+                        <a:xfrm>
+                          <a:off x="0" y="0"/>
+                          <a:ext cx="7132320" cy="486360"/>
+                        </a:xfrm>
+                        <a:prstGeom prst="rect">
+                          <a:avLst/>
+                        </a:prstGeom>
+                        <a:noFill/>
+                        <a:ln w="9525">
+                          <a:noFill/>
+                        </a:ln>
+                      </wps:spPr>
+                      <wps:style>
+                        <a:lnRef idx="0"/>
+                        <a:fillRef idx="0"/>
+                        <a:effectRef idx="0"/>
+                        <a:fontRef idx="minor"/>
+                      </wps:style>
+                      <wps:txbx>
+                        <w:txbxContent>
+                          <w:p>
+                            <w:pPr>
+                              <w:pStyle w:val="FrameContents"/>
+                              <w:jc w:val="center"/>
+                              <w:rPr/>
+                            </w:pPr>
+                            <w:r>
+                              <w:rPr>
+                                <w:rStyle w:val="Hyperlink"/>
+                                <w:i/>
+                                <w:iCs/>
+                                <w:color w:themeColor="text1" w:val="000000"/>
+                                <w:sz w:val="20"/>
+                                <w:szCs w:val="20"/>
+                                <w:u w:val="none"/>
+                              </w:rPr>
+                              <w:t>Full Stack Developer with a backend-oriented profile and experience leading projects and technical teams.</w:t>
+                              <w:br/>
+                              <w:t>Computer Engineer (UBA) with a Semi-Senior profile.</w:t>
+                            </w:r>
+                          </w:p>
+                        </w:txbxContent>
+                      </wps:txbx>
+                      <wps:bodyPr anchor="t">
+                        <a:noAutofit/>
+                      </wps:bodyPr>
+                    </wps:wsp>
+                  </a:graphicData>
+                </a:graphic>
+              </wp:anchor>
+            </w:drawing>
+          </mc:Choice>
+          <mc:Fallback>
+            <w:pict>
+              <v:rect id="shape_0" ID="Text Box 4" path="m0,0l-2147483645,0l-2147483645,-2147483646l0,-2147483646xe" stroked="f" o:allowincell="f" style="position:absolute;margin-left:-46.8pt;margin-top:51.85pt;width:561.55pt;height:38.25pt;mso-wrap-style:square;v-text-anchor:top;mso-position-horizontal:center;mso-position-horizontal-relative:margin" wp14:anchorId="4C350BC3">
+                <v:fill o:detectmouseclick="t" on="false"/>
+                <v:stroke color="#3465a4" weight="9360" joinstyle="round" endcap="flat"/>
+                <v:textbox>
+                  <w:txbxContent>
+                    <w:p>
+                      <w:pPr>
+                        <w:pStyle w:val="FrameContents"/>
+                        <w:jc w:val="center"/>
+                        <w:rPr/>
+                      </w:pPr>
+                      <w:r>
+                        <w:rPr>
+                          <w:rStyle w:val="Hyperlink"/>
+                          <w:i/>
+                          <w:iCs/>
+                          <w:color w:themeColor="text1" w:val="000000"/>
+                          <w:sz w:val="20"/>
+                          <w:szCs w:val="20"/>
+                          <w:u w:val="none"/>
+                        </w:rPr>
+                        <w:t>Full Stack Developer with a backend-oriented profile and experience leading projects and technical teams.</w:t>
+                        <w:br/>
+                        <w:t>Computer Engineer (UBA) with a Semi-Senior profile.</w:t>
+                      </w:r>
+                    </w:p>
+                  </w:txbxContent>
+                </v:textbox>
+                <w10:wrap type="square" side="largest"/>
+              </v:rect>
+            </w:pict>
+          </mc:Fallback>
+        </mc:AlternateContent>
+        <mc:AlternateContent>
+          <mc:Choice Requires="wps">
+            <w:drawing>
+              <wp:anchor behindDoc="0" distT="0" distB="0" distL="0" distR="0" simplePos="0" locked="0" layoutInCell="0" allowOverlap="1" relativeHeight="28" wp14:anchorId="26D8FEF1">
+                <wp:simplePos x="0" y="0"/>
+                <wp:positionH relativeFrom="margin">
+                  <wp:align>center</wp:align>
+                </wp:positionH>
+                <wp:positionV relativeFrom="paragraph">
+                  <wp:posOffset>5532120</wp:posOffset>
                 </wp:positionV>
                 <wp:extent cx="7133590" cy="1028700"/>
                 <wp:effectExtent l="0" t="0" r="0" b="0"/>
                 <wp:wrapNone/>
-                <wp:docPr id="12" name="Text Box 2"/>
+                <wp:docPr id="13" name="Text Box 2"/>
                 <a:graphic xmlns:a="http://schemas.openxmlformats.org/drawingml/2006/main">
                   <a:graphicData uri="http://schemas.microsoft.com/office/word/2010/wordprocessingShape">
                     <wps:wsp>
@@ -4697,10 +4660,11 @@
                                 <w:bCs/>
                                 <w:i w:val="false"/>
                                 <w:iCs w:val="false"/>
-                                <w:sz w:val="20"/>
-                                <w:szCs w:val="20"/>
-                              </w:rPr>
-                              <w:t xml:space="preserve">Bachelor’s Degree in Computer Engineering - University of Buenos Aires (UBA)                                        </w:t>
+                                <w:color w:val="000000"/>
+                                <w:sz w:val="20"/>
+                                <w:szCs w:val="20"/>
+                              </w:rPr>
+                              <w:t xml:space="preserve">Bachelor’s Degree in Software Engineering - University of Buenos Aires (UBA) </w:t>
                             </w:r>
                             <w:r>
                               <w:rPr>
@@ -4709,12 +4673,23 @@
                                 <w:sz w:val="20"/>
                                 <w:szCs w:val="20"/>
                               </w:rPr>
-                              <w:t>2017</w:t>
+                              <w:t xml:space="preserve">                                        </w:t>
                             </w:r>
                             <w:r>
                               <w:rPr>
                                 <w:b/>
                                 <w:bCs/>
+                                <w:color w:val="000000"/>
+                                <w:sz w:val="20"/>
+                                <w:szCs w:val="20"/>
+                              </w:rPr>
+                              <w:t>2017</w:t>
+                            </w:r>
+                            <w:r>
+                              <w:rPr>
+                                <w:b/>
+                                <w:bCs/>
+                                <w:color w:val="000000"/>
                                 <w:sz w:val="20"/>
                                 <w:szCs w:val="20"/>
                                 <w:lang w:bidi="es-ES"/>
@@ -4732,7 +4707,7 @@
                             <w:r>
                               <w:rPr>
                                 <w:rFonts w:eastAsia="DejaVu Sans" w:cs="DejaVu Sans" w:ascii="DejaVu Sans" w:hAnsi="DejaVu Sans"/>
-                                <w:color w:val="881631"/>
+                                <w:color w:val="000000"/>
                                 <w:sz w:val="20"/>
                                 <w:szCs w:val="20"/>
                                 <w:shd w:fill="FFFFFF" w:val="clear"/>
@@ -4757,7 +4732,7 @@
                                 <w:sz w:val="20"/>
                                 <w:szCs w:val="20"/>
                               </w:rPr>
-                              <w:t>Featured projects</w:t>
+                              <w:t xml:space="preserve">Featured projects </w:t>
                             </w:r>
                             <w:r>
                               <w:rPr>
@@ -4767,7 +4742,7 @@
                                 <w:sz w:val="20"/>
                                 <w:szCs w:val="20"/>
                               </w:rPr>
-                              <w:t xml:space="preserve"> available at</w:t>
+                              <w:t xml:space="preserve">available at </w:t>
                             </w:r>
                             <w:r>
                               <w:rPr>
@@ -4777,7 +4752,7 @@
                               </w:rPr>
                               <w:t xml:space="preserve"> </w:t>
                             </w:r>
-                            <w:hyperlink r:id="rId26">
+                            <w:hyperlink r:id="rId24">
                               <w:r>
                                 <w:rPr>
                                   <w:rStyle w:val="Hyperlink"/>
@@ -4794,7 +4769,7 @@
                                   <wp:inline distT="0" distB="0" distL="0" distR="0">
                                     <wp:extent cx="112395" cy="107315"/>
                                     <wp:effectExtent l="0" t="0" r="0" b="0"/>
-                                    <wp:docPr id="14" name="Picture 949528654" descr="A black background with a black square&#10;&#10;Description automatically generated with medium confidence"/>
+                                    <wp:docPr id="15" name="Picture 949528654" descr="A black background with a black square&#10;&#10;Description automatically generated with medium confidence"/>
                                     <wp:cNvGraphicFramePr>
                                       <a:graphicFrameLocks xmlns:a="http://schemas.openxmlformats.org/drawingml/2006/main" noChangeAspect="1"/>
                                     </wp:cNvGraphicFramePr>
@@ -4802,13 +4777,13 @@
                                       <a:graphicData uri="http://schemas.openxmlformats.org/drawingml/2006/picture">
                                         <pic:pic xmlns:pic="http://schemas.openxmlformats.org/drawingml/2006/picture">
                                           <pic:nvPicPr>
-                                            <pic:cNvPr id="14" name="Picture 949528654" descr="A black background with a black square&#10;&#10;Description automatically generated with medium confidence"/>
+                                            <pic:cNvPr id="15" name="Picture 949528654" descr="A black background with a black square&#10;&#10;Description automatically generated with medium confidence"/>
                                             <pic:cNvPicPr>
                                               <a:picLocks noChangeAspect="1" noChangeArrowheads="1"/>
                                             </pic:cNvPicPr>
                                           </pic:nvPicPr>
                                           <pic:blipFill>
-                                            <a:blip r:embed="rId27"/>
+                                            <a:blip r:embed="rId25"/>
                                             <a:stretch>
                                               <a:fillRect/>
                                             </a:stretch>
@@ -4836,8 +4811,7 @@
                               <w:spacing w:before="80" w:after="40"/>
                               <w:jc w:val="both"/>
                               <w:rPr>
-                                <w:sz w:val="20"/>
-                                <w:szCs w:val="20"/>
+                                <w:color w:val="000000"/>
                               </w:rPr>
                             </w:pPr>
                             <w:r>
@@ -4846,6 +4820,7 @@
                                 <w:bCs/>
                                 <w:i w:val="false"/>
                                 <w:iCs w:val="false"/>
+                                <w:color w:val="000000"/>
                                 <w:sz w:val="20"/>
                                 <w:szCs w:val="20"/>
                               </w:rPr>
@@ -4855,15 +4830,17 @@
                               <w:rPr>
                                 <w:b/>
                                 <w:bCs/>
-                                <w:sz w:val="20"/>
-                                <w:szCs w:val="20"/>
-                              </w:rPr>
-                              <w:t xml:space="preserve">                                                                2009 </w:t>
+                                <w:color w:val="000000"/>
+                                <w:sz w:val="20"/>
+                                <w:szCs w:val="20"/>
+                              </w:rPr>
+                              <w:t xml:space="preserve">                                                               2009 </w:t>
                             </w:r>
                             <w:r>
                               <w:rPr>
                                 <w:b/>
                                 <w:bCs/>
+                                <w:color w:val="000000"/>
                                 <w:sz w:val="20"/>
                                 <w:szCs w:val="20"/>
                                 <w:lang w:bidi="es-ES"/>
@@ -4885,7 +4862,7 @@
           </mc:Choice>
           <mc:Fallback>
             <w:pict>
-              <v:rect id="shape_0" ID="Text Box 2" path="m0,0l-2147483645,0l-2147483645,-2147483646l0,-2147483646xe" stroked="f" o:allowincell="f" style="position:absolute;margin-left:-46.85pt;margin-top:400.05pt;width:561.65pt;height:80.95pt;mso-wrap-style:square;v-text-anchor:top;mso-position-horizontal:center;mso-position-horizontal-relative:margin" wp14:anchorId="26D8FEF1">
+              <v:rect id="shape_0" ID="Text Box 2" path="m0,0l-2147483645,0l-2147483645,-2147483646l0,-2147483646xe" stroked="f" o:allowincell="f" style="position:absolute;margin-left:-46.85pt;margin-top:435.6pt;width:561.65pt;height:80.95pt;mso-wrap-style:square;v-text-anchor:top;mso-position-horizontal:center;mso-position-horizontal-relative:margin" wp14:anchorId="26D8FEF1">
                 <v:fill o:detectmouseclick="t" on="false"/>
                 <v:stroke color="#3465a4" weight="6480" joinstyle="round" endcap="flat"/>
                 <v:textbox>
@@ -4906,10 +4883,11 @@
                           <w:bCs/>
                           <w:i w:val="false"/>
                           <w:iCs w:val="false"/>
-                          <w:sz w:val="20"/>
-                          <w:szCs w:val="20"/>
-                        </w:rPr>
-                        <w:t xml:space="preserve">Bachelor’s Degree in Computer Engineering - University of Buenos Aires (UBA)                                        </w:t>
+                          <w:color w:val="000000"/>
+                          <w:sz w:val="20"/>
+                          <w:szCs w:val="20"/>
+                        </w:rPr>
+                        <w:t xml:space="preserve">Bachelor’s Degree in Software Engineering - University of Buenos Aires (UBA) </w:t>
                       </w:r>
                       <w:r>
                         <w:rPr>
@@ -4918,12 +4896,23 @@
                           <w:sz w:val="20"/>
                           <w:szCs w:val="20"/>
                         </w:rPr>
-                        <w:t>2017</w:t>
+                        <w:t xml:space="preserve">                                        </w:t>
                       </w:r>
                       <w:r>
                         <w:rPr>
                           <w:b/>
                           <w:bCs/>
+                          <w:color w:val="000000"/>
+                          <w:sz w:val="20"/>
+                          <w:szCs w:val="20"/>
+                        </w:rPr>
+                        <w:t>2017</w:t>
+                      </w:r>
+                      <w:r>
+                        <w:rPr>
+                          <w:b/>
+                          <w:bCs/>
+                          <w:color w:val="000000"/>
                           <w:sz w:val="20"/>
                           <w:szCs w:val="20"/>
                           <w:lang w:bidi="es-ES"/>
@@ -4941,7 +4930,7 @@
                       <w:r>
                         <w:rPr>
                           <w:rFonts w:eastAsia="DejaVu Sans" w:cs="DejaVu Sans" w:ascii="DejaVu Sans" w:hAnsi="DejaVu Sans"/>
-                          <w:color w:val="881631"/>
+                          <w:color w:val="000000"/>
                           <w:sz w:val="20"/>
                           <w:szCs w:val="20"/>
                           <w:shd w:fill="FFFFFF" w:val="clear"/>
@@ -4966,7 +4955,7 @@
                           <w:sz w:val="20"/>
                           <w:szCs w:val="20"/>
                         </w:rPr>
-                        <w:t>Featured projects</w:t>
+                        <w:t xml:space="preserve">Featured projects </w:t>
                       </w:r>
                       <w:r>
                         <w:rPr>
@@ -4976,7 +4965,7 @@
                           <w:sz w:val="20"/>
                           <w:szCs w:val="20"/>
                         </w:rPr>
-                        <w:t xml:space="preserve"> available at</w:t>
+                        <w:t xml:space="preserve">available at </w:t>
                       </w:r>
                       <w:r>
                         <w:rPr>
@@ -4986,7 +4975,7 @@
                         </w:rPr>
                         <w:t xml:space="preserve"> </w:t>
                       </w:r>
-                      <w:hyperlink r:id="rId28">
+                      <w:hyperlink r:id="rId26">
                         <w:r>
                           <w:rPr>
                             <w:rStyle w:val="Hyperlink"/>
@@ -5003,7 +4992,7 @@
                             <wp:inline distT="0" distB="0" distL="0" distR="0">
                               <wp:extent cx="112395" cy="107315"/>
                               <wp:effectExtent l="0" t="0" r="0" b="0"/>
-                              <wp:docPr id="15" name="Picture 949528654" descr="A black background with a black square&#10;&#10;Description automatically generated with medium confidence"/>
+                              <wp:docPr id="16" name="Picture 949528654" descr="A black background with a black square&#10;&#10;Description automatically generated with medium confidence"/>
                               <wp:cNvGraphicFramePr>
                                 <a:graphicFrameLocks xmlns:a="http://schemas.openxmlformats.org/drawingml/2006/main" noChangeAspect="1"/>
                               </wp:cNvGraphicFramePr>
@@ -5011,13 +5000,13 @@
                                 <a:graphicData uri="http://schemas.openxmlformats.org/drawingml/2006/picture">
                                   <pic:pic xmlns:pic="http://schemas.openxmlformats.org/drawingml/2006/picture">
                                     <pic:nvPicPr>
-                                      <pic:cNvPr id="15" name="Picture 949528654" descr="A black background with a black square&#10;&#10;Description automatically generated with medium confidence"/>
+                                      <pic:cNvPr id="16" name="Picture 949528654" descr="A black background with a black square&#10;&#10;Description automatically generated with medium confidence"/>
                                       <pic:cNvPicPr>
                                         <a:picLocks noChangeAspect="1" noChangeArrowheads="1"/>
                                       </pic:cNvPicPr>
                                     </pic:nvPicPr>
                                     <pic:blipFill>
-                                      <a:blip r:embed="rId29"/>
+                                      <a:blip r:embed="rId27"/>
                                       <a:stretch>
                                         <a:fillRect/>
                                       </a:stretch>
@@ -5045,8 +5034,7 @@
                         <w:spacing w:before="80" w:after="40"/>
                         <w:jc w:val="both"/>
                         <w:rPr>
-                          <w:sz w:val="20"/>
-                          <w:szCs w:val="20"/>
+                          <w:color w:val="000000"/>
                         </w:rPr>
                       </w:pPr>
                       <w:r>
@@ -5055,6 +5043,7 @@
                           <w:bCs/>
                           <w:i w:val="false"/>
                           <w:iCs w:val="false"/>
+                          <w:color w:val="000000"/>
                           <w:sz w:val="20"/>
                           <w:szCs w:val="20"/>
                         </w:rPr>
@@ -5064,15 +5053,17 @@
                         <w:rPr>
                           <w:b/>
                           <w:bCs/>
-                          <w:sz w:val="20"/>
-                          <w:szCs w:val="20"/>
-                        </w:rPr>
-                        <w:t xml:space="preserve">                                                                2009 </w:t>
+                          <w:color w:val="000000"/>
+                          <w:sz w:val="20"/>
+                          <w:szCs w:val="20"/>
+                        </w:rPr>
+                        <w:t xml:space="preserve">                                                               2009 </w:t>
                       </w:r>
                       <w:r>
                         <w:rPr>
                           <w:b/>
                           <w:bCs/>
+                          <w:color w:val="000000"/>
                           <w:sz w:val="20"/>
                           <w:szCs w:val="20"/>
                           <w:lang w:bidi="es-ES"/>
@@ -5090,18 +5081,18 @@
         <mc:AlternateContent>
           <mc:Choice Requires="wps">
             <w:drawing>
-              <wp:anchor behindDoc="0" distT="0" distB="0" distL="0" distR="0" simplePos="0" locked="0" layoutInCell="0" allowOverlap="1" relativeHeight="27" wp14:anchorId="57955844">
+              <wp:anchor behindDoc="0" distT="0" distB="0" distL="0" distR="0" simplePos="0" locked="0" layoutInCell="0" allowOverlap="1" relativeHeight="31" wp14:anchorId="57955844">
                 <wp:simplePos x="0" y="0"/>
                 <wp:positionH relativeFrom="margin">
-                  <wp:posOffset>6239510</wp:posOffset>
+                  <wp:posOffset>6282055</wp:posOffset>
                 </wp:positionH>
                 <wp:positionV relativeFrom="paragraph">
                   <wp:posOffset>-795655</wp:posOffset>
                 </wp:positionV>
-                <wp:extent cx="497840" cy="232410"/>
+                <wp:extent cx="502920" cy="228600"/>
                 <wp:effectExtent l="0" t="0" r="0" b="0"/>
                 <wp:wrapNone/>
-                <wp:docPr id="13" name="Text Box 2"/>
+                <wp:docPr id="14" name="Text Box 2"/>
                 <a:graphic xmlns:a="http://schemas.openxmlformats.org/drawingml/2006/main">
                   <a:graphicData uri="http://schemas.microsoft.com/office/word/2010/wordprocessingShape">
                     <wps:wsp>
@@ -5109,7 +5100,7 @@
                       <wps:spPr>
                         <a:xfrm>
                           <a:off x="0" y="0"/>
-                          <a:ext cx="497880" cy="232560"/>
+                          <a:ext cx="502920" cy="228600"/>
                         </a:xfrm>
                         <a:prstGeom prst="rect">
                           <a:avLst/>
@@ -5136,7 +5127,7 @@
                               <w:pStyle w:val="FrameContents"/>
                               <w:rPr/>
                             </w:pPr>
-                            <w:hyperlink r:id="rId30">
+                            <w:hyperlink r:id="rId28">
                               <w:r>
                                 <w:rPr>
                                   <w:rStyle w:val="Hyperlink"/>
@@ -5152,7 +5143,7 @@
                                   <wp:inline distT="0" distB="0" distL="0" distR="0">
                                     <wp:extent cx="112395" cy="107315"/>
                                     <wp:effectExtent l="0" t="0" r="0" b="0"/>
-                                    <wp:docPr id="15" name="Picture 1263307453" descr="A black background with a black square&#10;&#10;Description automatically generated with medium confidence"/>
+                                    <wp:docPr id="16" name="Picture 1263307453" descr="A black background with a black square&#10;&#10;Description automatically generated with medium confidence"/>
                                     <wp:cNvGraphicFramePr>
                                       <a:graphicFrameLocks xmlns:a="http://schemas.openxmlformats.org/drawingml/2006/main" noChangeAspect="1"/>
                                     </wp:cNvGraphicFramePr>
@@ -5160,13 +5151,13 @@
                                       <a:graphicData uri="http://schemas.openxmlformats.org/drawingml/2006/picture">
                                         <pic:pic xmlns:pic="http://schemas.openxmlformats.org/drawingml/2006/picture">
                                           <pic:nvPicPr>
-                                            <pic:cNvPr id="15" name="Picture 1263307453" descr="A black background with a black square&#10;&#10;Description automatically generated with medium confidence"/>
+                                            <pic:cNvPr id="16" name="Picture 1263307453" descr="A black background with a black square&#10;&#10;Description automatically generated with medium confidence"/>
                                             <pic:cNvPicPr>
                                               <a:picLocks noChangeAspect="1" noChangeArrowheads="1"/>
                                             </pic:cNvPicPr>
                                           </pic:nvPicPr>
                                           <pic:blipFill>
-                                            <a:blip r:embed="rId31"/>
+                                            <a:blip r:embed="rId29"/>
                                             <a:stretch>
                                               <a:fillRect/>
                                             </a:stretch>
@@ -5214,7 +5205,7 @@
           </mc:Choice>
           <mc:Fallback>
             <w:pict>
-              <v:rect id="shape_0" ID="Text Box 2" path="m0,0l-2147483645,0l-2147483645,-2147483646l0,-2147483646xe" fillcolor="#d9d9d9" stroked="f" o:allowincell="f" style="position:absolute;margin-left:491.3pt;margin-top:-62.65pt;width:39.15pt;height:18.25pt;mso-wrap-style:square;v-text-anchor:top;mso-position-horizontal-relative:margin" wp14:anchorId="57955844">
+              <v:rect id="shape_0" ID="Text Box 2" path="m0,0l-2147483645,0l-2147483645,-2147483646l0,-2147483646xe" fillcolor="#d9d9d9" stroked="f" o:allowincell="f" style="position:absolute;margin-left:494.65pt;margin-top:-62.65pt;width:39.55pt;height:17.95pt;mso-wrap-style:square;v-text-anchor:top;mso-position-horizontal-relative:margin" wp14:anchorId="57955844">
                 <v:fill o:detectmouseclick="t" type="solid" color2="#262626"/>
                 <v:stroke color="#3465a4" weight="9360" joinstyle="round" endcap="flat"/>
                 <v:textbox>
@@ -5224,7 +5215,7 @@
                         <w:pStyle w:val="FrameContents"/>
                         <w:rPr/>
                       </w:pPr>
-                      <w:hyperlink r:id="rId32">
+                      <w:hyperlink r:id="rId30">
                         <w:r>
                           <w:rPr>
                             <w:rStyle w:val="Hyperlink"/>
@@ -5240,7 +5231,7 @@
                             <wp:inline distT="0" distB="0" distL="0" distR="0">
                               <wp:extent cx="112395" cy="107315"/>
                               <wp:effectExtent l="0" t="0" r="0" b="0"/>
-                              <wp:docPr id="16" name="Picture 1263307453" descr="A black background with a black square&#10;&#10;Description automatically generated with medium confidence"/>
+                              <wp:docPr id="17" name="Picture 1263307453" descr="A black background with a black square&#10;&#10;Description automatically generated with medium confidence"/>
                               <wp:cNvGraphicFramePr>
                                 <a:graphicFrameLocks xmlns:a="http://schemas.openxmlformats.org/drawingml/2006/main" noChangeAspect="1"/>
                               </wp:cNvGraphicFramePr>
@@ -5248,13 +5239,13 @@
                                 <a:graphicData uri="http://schemas.openxmlformats.org/drawingml/2006/picture">
                                   <pic:pic xmlns:pic="http://schemas.openxmlformats.org/drawingml/2006/picture">
                                     <pic:nvPicPr>
-                                      <pic:cNvPr id="16" name="Picture 1263307453" descr="A black background with a black square&#10;&#10;Description automatically generated with medium confidence"/>
+                                      <pic:cNvPr id="17" name="Picture 1263307453" descr="A black background with a black square&#10;&#10;Description automatically generated with medium confidence"/>
                                       <pic:cNvPicPr>
                                         <a:picLocks noChangeAspect="1" noChangeArrowheads="1"/>
                                       </pic:cNvPicPr>
                                     </pic:nvPicPr>
                                     <pic:blipFill>
-                                      <a:blip r:embed="rId33"/>
+                                      <a:blip r:embed="rId31"/>
                                       <a:stretch>
                                         <a:fillRect/>
                                       </a:stretch>
